--- a/Training Materials/19. MongoDB 8.2/Source Code/4. Finding Documents/4. Finding Documents - Commands.docx
+++ b/Training Materials/19. MongoDB 8.2/Source Code/4. Finding Documents/4. Finding Documents - Commands.docx
@@ -1,6 +1,6 @@
 
 <file path=word/document.xml><?xml version="1.0" encoding="utf-8"?>
-<w:document xmlns:wpc="http://schemas.microsoft.com/office/word/2010/wordprocessingCanvas" xmlns:cx="http://schemas.microsoft.com/office/drawing/2014/chartex" xmlns:cx1="http://schemas.microsoft.com/office/drawing/2015/9/8/chartex" xmlns:cx2="http://schemas.microsoft.com/office/drawing/2015/10/21/chartex" xmlns:cx3="http://schemas.microsoft.com/office/drawing/2016/5/9/chartex" xmlns:cx4="http://schemas.microsoft.com/office/drawing/2016/5/10/chartex" xmlns:cx5="http://schemas.microsoft.com/office/drawing/2016/5/11/chartex" xmlns:cx6="http://schemas.microsoft.com/office/drawing/2016/5/12/chartex" xmlns:cx7="http://schemas.microsoft.com/office/drawing/2016/5/13/chartex" xmlns:cx8="http://schemas.microsoft.com/office/drawing/2016/5/14/chartex" xmlns:mc="http://schemas.openxmlformats.org/markup-compatibility/2006" xmlns:aink="http://schemas.microsoft.com/office/drawing/2016/ink" xmlns:am3d="http://schemas.microsoft.com/office/drawing/2017/model3d" xmlns:o="urn:schemas-microsoft-com:office:office" xmlns:r="http://schemas.openxmlformats.org/officeDocument/2006/relationships" xmlns:m="http://schemas.openxmlformats.org/officeDocument/2006/math" xmlns:v="urn:schemas-microsoft-com:vml" xmlns:wp14="http://schemas.microsoft.com/office/word/2010/wordprocessingDrawing" xmlns:wp="http://schemas.openxmlformats.org/drawingml/2006/wordprocessingDrawing" xmlns:w10="urn:schemas-microsoft-com:office:word" xmlns:w="http://schemas.openxmlformats.org/wordprocessingml/2006/main" xmlns:w14="http://schemas.microsoft.com/office/word/2010/wordml" xmlns:w15="http://schemas.microsoft.com/office/word/2012/wordml" xmlns:w16cid="http://schemas.microsoft.com/office/word/2016/wordml/cid" xmlns:w16se="http://schemas.microsoft.com/office/word/2015/wordml/symex" xmlns:wpg="http://schemas.microsoft.com/office/word/2010/wordprocessingGroup" xmlns:wpi="http://schemas.microsoft.com/office/word/2010/wordprocessingInk" xmlns:wne="http://schemas.microsoft.com/office/word/2006/wordml" xmlns:wps="http://schemas.microsoft.com/office/word/2010/wordprocessingShape" mc:Ignorable="w14 w15 w16se w16cid wp14">
+<w:document xmlns:wpc="http://schemas.microsoft.com/office/word/2010/wordprocessingCanvas" xmlns:cx="http://schemas.microsoft.com/office/drawing/2014/chartex" xmlns:cx1="http://schemas.microsoft.com/office/drawing/2015/9/8/chartex" xmlns:cx2="http://schemas.microsoft.com/office/drawing/2015/10/21/chartex" xmlns:cx3="http://schemas.microsoft.com/office/drawing/2016/5/9/chartex" xmlns:cx4="http://schemas.microsoft.com/office/drawing/2016/5/10/chartex" xmlns:cx5="http://schemas.microsoft.com/office/drawing/2016/5/11/chartex" xmlns:cx6="http://schemas.microsoft.com/office/drawing/2016/5/12/chartex" xmlns:cx7="http://schemas.microsoft.com/office/drawing/2016/5/13/chartex" xmlns:cx8="http://schemas.microsoft.com/office/drawing/2016/5/14/chartex" xmlns:mc="http://schemas.openxmlformats.org/markup-compatibility/2006" xmlns:aink="http://schemas.microsoft.com/office/drawing/2016/ink" xmlns:am3d="http://schemas.microsoft.com/office/drawing/2017/model3d" xmlns:o="urn:schemas-microsoft-com:office:office" xmlns:oel="http://schemas.microsoft.com/office/2019/extlst" xmlns:r="http://schemas.openxmlformats.org/officeDocument/2006/relationships" xmlns:m="http://schemas.openxmlformats.org/officeDocument/2006/math" xmlns:v="urn:schemas-microsoft-com:vml" xmlns:wp14="http://schemas.microsoft.com/office/word/2010/wordprocessingDrawing" xmlns:wp="http://schemas.openxmlformats.org/drawingml/2006/wordprocessingDrawing" xmlns:w10="urn:schemas-microsoft-com:office:word" xmlns:w="http://schemas.openxmlformats.org/wordprocessingml/2006/main" xmlns:w14="http://schemas.microsoft.com/office/word/2010/wordml" xmlns:w15="http://schemas.microsoft.com/office/word/2012/wordml" xmlns:w16cex="http://schemas.microsoft.com/office/word/2018/wordml/cex" xmlns:w16cid="http://schemas.microsoft.com/office/word/2016/wordml/cid" xmlns:w16="http://schemas.microsoft.com/office/word/2018/wordml" xmlns:w16du="http://schemas.microsoft.com/office/word/2023/wordml/word16du" xmlns:w16sdtdh="http://schemas.microsoft.com/office/word/2020/wordml/sdtdatahash" xmlns:w16sdtfl="http://schemas.microsoft.com/office/word/2024/wordml/sdtformatlock" xmlns:w16se="http://schemas.microsoft.com/office/word/2015/wordml/symex" xmlns:wpg="http://schemas.microsoft.com/office/word/2010/wordprocessingGroup" xmlns:wpi="http://schemas.microsoft.com/office/word/2010/wordprocessingInk" xmlns:wne="http://schemas.microsoft.com/office/word/2006/wordml" xmlns:wps="http://schemas.microsoft.com/office/word/2010/wordprocessingShape" mc:Ignorable="w14 w15 w16se w16cid w16 w16cex w16sdtdh w16sdtfl w16du wp14">
   <w:body>
     <w:p>
       <w:pPr>
@@ -1419,7 +1419,15 @@
       </w:r>
       <w:proofErr w:type="gramEnd"/>
       <w:r>
-        <w:t xml:space="preserve"> ["land" ,"cute"],</w:t>
+        <w:t xml:space="preserve"> ["land</w:t>
+      </w:r>
+      <w:proofErr w:type="gramStart"/>
+      <w:r>
+        <w:t>" ,</w:t>
+      </w:r>
+      <w:proofErr w:type="gramEnd"/>
+      <w:r>
+        <w:t>"cute"],</w:t>
       </w:r>
     </w:p>
     <w:p>
@@ -1510,8 +1518,13 @@
       </w:r>
       <w:proofErr w:type="spellEnd"/>
       <w:r>
-        <w:t>(animals);</w:t>
-      </w:r>
+        <w:t>(animals</w:t>
+      </w:r>
+      <w:proofErr w:type="gramStart"/>
+      <w:r>
+        <w:t>);</w:t>
+      </w:r>
+      <w:proofErr w:type="gramEnd"/>
     </w:p>
     <w:p>
       <w:proofErr w:type="spellStart"/>
@@ -1521,12 +1534,25 @@
       </w:r>
       <w:proofErr w:type="gramEnd"/>
       <w:r>
-        <w:t>.find</w:t>
-      </w:r>
-      <w:proofErr w:type="spellEnd"/>
-      <w:r>
-        <w:t>({_id:1});</w:t>
-      </w:r>
+        <w:t>.</w:t>
+      </w:r>
+      <w:proofErr w:type="gramStart"/>
+      <w:r>
+        <w:t>find</w:t>
+      </w:r>
+      <w:proofErr w:type="spellEnd"/>
+      <w:r>
+        <w:t>({</w:t>
+      </w:r>
+      <w:proofErr w:type="gramEnd"/>
+      <w:r>
+        <w:t>_id:1}</w:t>
+      </w:r>
+      <w:proofErr w:type="gramStart"/>
+      <w:r>
+        <w:t>);</w:t>
+      </w:r>
+      <w:proofErr w:type="gramEnd"/>
     </w:p>
     <w:p>
       <w:r>
@@ -1609,12 +1635,33 @@
       </w:r>
       <w:proofErr w:type="gramEnd"/>
       <w:r>
-        <w:t>.find</w:t>
-      </w:r>
-      <w:proofErr w:type="spellEnd"/>
-      <w:r>
-        <w:t>({_id:1},{_id:1});</w:t>
-      </w:r>
+        <w:t>.</w:t>
+      </w:r>
+      <w:proofErr w:type="gramStart"/>
+      <w:r>
+        <w:t>find</w:t>
+      </w:r>
+      <w:proofErr w:type="spellEnd"/>
+      <w:r>
+        <w:t>({</w:t>
+      </w:r>
+      <w:proofErr w:type="gramEnd"/>
+      <w:r>
+        <w:t>_id:1</w:t>
+      </w:r>
+      <w:proofErr w:type="gramStart"/>
+      <w:r>
+        <w:t>},{</w:t>
+      </w:r>
+      <w:proofErr w:type="gramEnd"/>
+      <w:r>
+        <w:t>_id:1}</w:t>
+      </w:r>
+      <w:proofErr w:type="gramStart"/>
+      <w:r>
+        <w:t>);</w:t>
+      </w:r>
+      <w:proofErr w:type="gramEnd"/>
     </w:p>
     <w:p>
       <w:r>
@@ -1705,11 +1752,92 @@
       </w:r>
       <w:proofErr w:type="gramEnd"/>
       <w:r>
+        <w:t>.</w:t>
+      </w:r>
+      <w:proofErr w:type="gramStart"/>
+      <w:r>
+        <w:t>insertOne</w:t>
+      </w:r>
+      <w:proofErr w:type="spellEnd"/>
+      <w:r>
+        <w:t>({ _</w:t>
+      </w:r>
+      <w:proofErr w:type="gramEnd"/>
+      <w:r>
+        <w:t xml:space="preserve">id: 1, name: 'cat', </w:t>
+      </w:r>
+      <w:proofErr w:type="gramStart"/>
+      <w:r>
+        <w:t>tags:[</w:t>
+      </w:r>
+      <w:proofErr w:type="gramEnd"/>
+      <w:r>
+        <w:t>'</w:t>
+      </w:r>
+      <w:proofErr w:type="spellStart"/>
+      <w:r>
+        <w:t>land','cute</w:t>
+      </w:r>
+      <w:proofErr w:type="spellEnd"/>
+      <w:r>
+        <w:t>'</w:t>
+      </w:r>
+      <w:proofErr w:type="gramStart"/>
+      <w:r>
+        <w:t>] ,info:{</w:t>
+      </w:r>
+      <w:proofErr w:type="spellStart"/>
+      <w:proofErr w:type="gramEnd"/>
+      <w:r>
+        <w:t>type:'mammal</w:t>
+      </w:r>
+      <w:proofErr w:type="spellEnd"/>
+      <w:r>
+        <w:t xml:space="preserve">', </w:t>
+      </w:r>
+      <w:proofErr w:type="spellStart"/>
+      <w:r>
+        <w:t>color:'red</w:t>
+      </w:r>
+      <w:proofErr w:type="spellEnd"/>
+      <w:proofErr w:type="gramStart"/>
+      <w:r>
+        <w:t>' }</w:t>
+      </w:r>
+      <w:proofErr w:type="gramEnd"/>
+      <w:r>
+        <w:t>})</w:t>
+      </w:r>
+    </w:p>
+    <w:p>
+      <w:proofErr w:type="spellStart"/>
+      <w:proofErr w:type="gramStart"/>
+      <w:r>
+        <w:t>db.animals</w:t>
+      </w:r>
+      <w:proofErr w:type="gramEnd"/>
+      <w:r>
         <w:t>.insertOne</w:t>
       </w:r>
       <w:proofErr w:type="spellEnd"/>
       <w:r>
-        <w:t>({ _id: 1, name: 'cat', tags:['</w:t>
+        <w:t xml:space="preserve"> </w:t>
+      </w:r>
+      <w:proofErr w:type="gramStart"/>
+      <w:r>
+        <w:t>({ _</w:t>
+      </w:r>
+      <w:proofErr w:type="gramEnd"/>
+      <w:r>
+        <w:t xml:space="preserve">id: 2, name: 'rabbit', </w:t>
+      </w:r>
+      <w:proofErr w:type="gramStart"/>
+      <w:r>
+        <w:t>tags:[</w:t>
+      </w:r>
+      <w:proofErr w:type="gramEnd"/>
+      <w:r>
+        <w:t>'</w:t>
       </w:r>
       <w:proofErr w:type="spellStart"/>
       <w:r>
@@ -1717,9 +1845,14 @@
       </w:r>
       <w:proofErr w:type="spellEnd"/>
       <w:r>
-        <w:t>'] ,info:{</w:t>
-      </w:r>
-      <w:proofErr w:type="spellStart"/>
+        <w:t>'</w:t>
+      </w:r>
+      <w:proofErr w:type="gramStart"/>
+      <w:r>
+        <w:t>],info:{</w:t>
+      </w:r>
+      <w:proofErr w:type="spellStart"/>
+      <w:proofErr w:type="gramEnd"/>
       <w:r>
         <w:t>type:'mammal</w:t>
       </w:r>
@@ -1729,11 +1862,16 @@
       </w:r>
       <w:proofErr w:type="spellStart"/>
       <w:r>
-        <w:t>color:'red</w:t>
-      </w:r>
-      <w:proofErr w:type="spellEnd"/>
-      <w:r>
-        <w:t>' }})</w:t>
+        <w:t>color:'white</w:t>
+      </w:r>
+      <w:proofErr w:type="spellEnd"/>
+      <w:proofErr w:type="gramStart"/>
+      <w:r>
+        <w:t>' }</w:t>
+      </w:r>
+      <w:proofErr w:type="gramEnd"/>
+      <w:r>
+        <w:t xml:space="preserve"> })</w:t>
       </w:r>
     </w:p>
     <w:p>
@@ -1748,7 +1886,218 @@
       </w:r>
       <w:proofErr w:type="spellEnd"/>
       <w:r>
-        <w:t xml:space="preserve"> ({ _id: 2, name: 'rabbit', tags:['</w:t>
+        <w:t xml:space="preserve"> </w:t>
+      </w:r>
+      <w:proofErr w:type="gramStart"/>
+      <w:r>
+        <w:t>({ _</w:t>
+      </w:r>
+      <w:proofErr w:type="gramEnd"/>
+      <w:r>
+        <w:t xml:space="preserve">id: 3, name: 'shark', </w:t>
+      </w:r>
+      <w:proofErr w:type="gramStart"/>
+      <w:r>
+        <w:t>tags:[</w:t>
+      </w:r>
+      <w:proofErr w:type="gramEnd"/>
+      <w:r>
+        <w:t>'ocean'</w:t>
+      </w:r>
+      <w:proofErr w:type="gramStart"/>
+      <w:r>
+        <w:t>] ,info:{</w:t>
+      </w:r>
+      <w:proofErr w:type="spellStart"/>
+      <w:proofErr w:type="gramEnd"/>
+      <w:r>
+        <w:t>type:'fish</w:t>
+      </w:r>
+      <w:proofErr w:type="spellEnd"/>
+      <w:r>
+        <w:t xml:space="preserve">', </w:t>
+      </w:r>
+      <w:proofErr w:type="spellStart"/>
+      <w:r>
+        <w:t>color:'grey</w:t>
+      </w:r>
+      <w:proofErr w:type="spellEnd"/>
+      <w:proofErr w:type="gramStart"/>
+      <w:r>
+        <w:t>' }</w:t>
+      </w:r>
+      <w:proofErr w:type="gramEnd"/>
+      <w:r>
+        <w:t>})</w:t>
+      </w:r>
+    </w:p>
+    <w:p>
+      <w:proofErr w:type="spellStart"/>
+      <w:proofErr w:type="gramStart"/>
+      <w:r>
+        <w:t>db.animals</w:t>
+      </w:r>
+      <w:proofErr w:type="gramEnd"/>
+      <w:r>
+        <w:t>.insertOne</w:t>
+      </w:r>
+      <w:proofErr w:type="spellEnd"/>
+      <w:r>
+        <w:t xml:space="preserve"> </w:t>
+      </w:r>
+      <w:proofErr w:type="gramStart"/>
+      <w:r>
+        <w:t>({ _</w:t>
+      </w:r>
+      <w:proofErr w:type="gramEnd"/>
+      <w:r>
+        <w:t xml:space="preserve">id: 4, name: 'dolphin', </w:t>
+      </w:r>
+      <w:proofErr w:type="gramStart"/>
+      <w:r>
+        <w:t>tags:[</w:t>
+      </w:r>
+      <w:proofErr w:type="gramEnd"/>
+      <w:r>
+        <w:t>'</w:t>
+      </w:r>
+      <w:proofErr w:type="spellStart"/>
+      <w:r>
+        <w:t>ocean','cute</w:t>
+      </w:r>
+      <w:proofErr w:type="spellEnd"/>
+      <w:r>
+        <w:t>'</w:t>
+      </w:r>
+      <w:proofErr w:type="gramStart"/>
+      <w:r>
+        <w:t>] ,info:{</w:t>
+      </w:r>
+      <w:proofErr w:type="spellStart"/>
+      <w:proofErr w:type="gramEnd"/>
+      <w:r>
+        <w:t>type:'mammal</w:t>
+      </w:r>
+      <w:proofErr w:type="spellEnd"/>
+      <w:r>
+        <w:t xml:space="preserve">', </w:t>
+      </w:r>
+      <w:proofErr w:type="spellStart"/>
+      <w:r>
+        <w:t>color:'grey</w:t>
+      </w:r>
+      <w:proofErr w:type="spellEnd"/>
+      <w:r>
+        <w:t xml:space="preserve">', </w:t>
+      </w:r>
+      <w:proofErr w:type="spellStart"/>
+      <w:r>
+        <w:t>canFly</w:t>
+      </w:r>
+      <w:proofErr w:type="spellEnd"/>
+      <w:r>
+        <w:t xml:space="preserve">: </w:t>
+      </w:r>
+      <w:proofErr w:type="gramStart"/>
+      <w:r>
+        <w:t>null }</w:t>
+      </w:r>
+      <w:proofErr w:type="gramEnd"/>
+      <w:r>
+        <w:t>})</w:t>
+      </w:r>
+    </w:p>
+    <w:p>
+      <w:proofErr w:type="spellStart"/>
+      <w:proofErr w:type="gramStart"/>
+      <w:r>
+        <w:t>db.animals</w:t>
+      </w:r>
+      <w:proofErr w:type="gramEnd"/>
+      <w:r>
+        <w:t>.insertOne</w:t>
+      </w:r>
+      <w:proofErr w:type="spellEnd"/>
+      <w:r>
+        <w:t xml:space="preserve"> </w:t>
+      </w:r>
+      <w:proofErr w:type="gramStart"/>
+      <w:r>
+        <w:t>({ _</w:t>
+      </w:r>
+      <w:proofErr w:type="gramEnd"/>
+      <w:r>
+        <w:t xml:space="preserve">id: 5, name: 'penguin', </w:t>
+      </w:r>
+      <w:proofErr w:type="gramStart"/>
+      <w:r>
+        <w:t>tags:[</w:t>
+      </w:r>
+      <w:proofErr w:type="gramEnd"/>
+      <w:r>
+        <w:t>'</w:t>
+      </w:r>
+      <w:proofErr w:type="spellStart"/>
+      <w:r>
+        <w:t>land','ocean','cute</w:t>
+      </w:r>
+      <w:proofErr w:type="spellEnd"/>
+      <w:r>
+        <w:t>'</w:t>
+      </w:r>
+      <w:proofErr w:type="gramStart"/>
+      <w:r>
+        <w:t>] ,info:{</w:t>
+      </w:r>
+      <w:proofErr w:type="spellStart"/>
+      <w:proofErr w:type="gramEnd"/>
+      <w:r>
+        <w:t>type:'bird</w:t>
+      </w:r>
+      <w:proofErr w:type="spellEnd"/>
+      <w:r>
+        <w:t xml:space="preserve">', </w:t>
+      </w:r>
+      <w:proofErr w:type="spellStart"/>
+      <w:proofErr w:type="gramStart"/>
+      <w:r>
+        <w:t>canFly:false</w:t>
+      </w:r>
+      <w:proofErr w:type="spellEnd"/>
+      <w:proofErr w:type="gramEnd"/>
+      <w:r>
+        <w:t xml:space="preserve"> }})</w:t>
+      </w:r>
+    </w:p>
+    <w:p>
+      <w:proofErr w:type="spellStart"/>
+      <w:proofErr w:type="gramStart"/>
+      <w:r>
+        <w:t>db.animals</w:t>
+      </w:r>
+      <w:proofErr w:type="gramEnd"/>
+      <w:r>
+        <w:t>.insertOne</w:t>
+      </w:r>
+      <w:proofErr w:type="spellEnd"/>
+      <w:r>
+        <w:t xml:space="preserve"> </w:t>
+      </w:r>
+      <w:proofErr w:type="gramStart"/>
+      <w:r>
+        <w:t>({ _</w:t>
+      </w:r>
+      <w:proofErr w:type="gramEnd"/>
+      <w:r>
+        <w:t xml:space="preserve">id: 6, name: 'duck', </w:t>
+      </w:r>
+      <w:proofErr w:type="gramStart"/>
+      <w:r>
+        <w:t>tags:[</w:t>
+      </w:r>
+      <w:proofErr w:type="gramEnd"/>
+      <w:r>
+        <w:t>'</w:t>
       </w:r>
       <w:proofErr w:type="spellStart"/>
       <w:r>
@@ -1756,11 +2105,16 @@
       </w:r>
       <w:proofErr w:type="spellEnd"/>
       <w:r>
-        <w:t>'],info:{</w:t>
-      </w:r>
-      <w:proofErr w:type="spellStart"/>
-      <w:r>
-        <w:t>type:'mammal</w:t>
+        <w:t xml:space="preserve">'], </w:t>
+      </w:r>
+      <w:proofErr w:type="gramStart"/>
+      <w:r>
+        <w:t>info: {</w:t>
+      </w:r>
+      <w:proofErr w:type="spellStart"/>
+      <w:proofErr w:type="gramEnd"/>
+      <w:r>
+        <w:t>type:'bird</w:t>
       </w:r>
       <w:proofErr w:type="spellEnd"/>
       <w:r>
@@ -1768,167 +2122,19 @@
       </w:r>
       <w:proofErr w:type="spellStart"/>
       <w:r>
-        <w:t>color:'white</w:t>
-      </w:r>
-      <w:proofErr w:type="spellEnd"/>
-      <w:r>
-        <w:t>' } })</w:t>
-      </w:r>
-    </w:p>
-    <w:p>
-      <w:proofErr w:type="spellStart"/>
-      <w:proofErr w:type="gramStart"/>
-      <w:r>
-        <w:t>db.animals</w:t>
-      </w:r>
-      <w:proofErr w:type="gramEnd"/>
-      <w:r>
-        <w:t>.insertOne</w:t>
-      </w:r>
-      <w:proofErr w:type="spellEnd"/>
-      <w:r>
-        <w:t xml:space="preserve"> ({ _id: 3, name: 'shark', tags:['ocean'] ,info:{</w:t>
-      </w:r>
-      <w:proofErr w:type="spellStart"/>
-      <w:r>
-        <w:t>type:'fish</w:t>
-      </w:r>
-      <w:proofErr w:type="spellEnd"/>
-      <w:r>
-        <w:t xml:space="preserve">', </w:t>
-      </w:r>
-      <w:proofErr w:type="spellStart"/>
-      <w:r>
-        <w:t>color:'grey</w:t>
-      </w:r>
-      <w:proofErr w:type="spellEnd"/>
-      <w:r>
-        <w:t>' }})</w:t>
-      </w:r>
-    </w:p>
-    <w:p>
-      <w:proofErr w:type="spellStart"/>
-      <w:proofErr w:type="gramStart"/>
-      <w:r>
-        <w:t>db.animals</w:t>
-      </w:r>
-      <w:proofErr w:type="gramEnd"/>
-      <w:r>
-        <w:t>.insertOne</w:t>
-      </w:r>
-      <w:proofErr w:type="spellEnd"/>
-      <w:r>
-        <w:t xml:space="preserve"> ({ _id: 4, name: 'dolphin', tags:['</w:t>
-      </w:r>
-      <w:proofErr w:type="spellStart"/>
-      <w:r>
-        <w:t>ocean','cute</w:t>
-      </w:r>
-      <w:proofErr w:type="spellEnd"/>
-      <w:r>
-        <w:t>'] ,info:{</w:t>
-      </w:r>
-      <w:proofErr w:type="spellStart"/>
-      <w:r>
-        <w:t>type:'mammal</w:t>
-      </w:r>
-      <w:proofErr w:type="spellEnd"/>
-      <w:r>
-        <w:t xml:space="preserve">', </w:t>
-      </w:r>
-      <w:proofErr w:type="spellStart"/>
-      <w:r>
-        <w:t>color:'grey</w:t>
-      </w:r>
-      <w:proofErr w:type="spellEnd"/>
-      <w:r>
-        <w:t xml:space="preserve">', </w:t>
-      </w:r>
-      <w:proofErr w:type="spellStart"/>
-      <w:r>
         <w:t>canFly</w:t>
       </w:r>
       <w:proofErr w:type="spellEnd"/>
       <w:r>
-        <w:t>: null }})</w:t>
-      </w:r>
-    </w:p>
-    <w:p>
-      <w:proofErr w:type="spellStart"/>
-      <w:proofErr w:type="gramStart"/>
-      <w:r>
-        <w:t>db.animals</w:t>
-      </w:r>
-      <w:proofErr w:type="gramEnd"/>
-      <w:r>
-        <w:t>.insertOne</w:t>
-      </w:r>
-      <w:proofErr w:type="spellEnd"/>
-      <w:r>
-        <w:t xml:space="preserve"> ({ _id: 5, name: 'penguin', tags:['</w:t>
-      </w:r>
-      <w:proofErr w:type="spellStart"/>
-      <w:r>
-        <w:t>land','ocean','cute</w:t>
-      </w:r>
-      <w:proofErr w:type="spellEnd"/>
-      <w:r>
-        <w:t>'] ,info:{</w:t>
-      </w:r>
-      <w:proofErr w:type="spellStart"/>
-      <w:r>
-        <w:t>type:'bird</w:t>
-      </w:r>
-      <w:proofErr w:type="spellEnd"/>
-      <w:r>
-        <w:t xml:space="preserve">', </w:t>
-      </w:r>
-      <w:proofErr w:type="spellStart"/>
-      <w:r>
-        <w:t>canFly:false</w:t>
-      </w:r>
-      <w:proofErr w:type="spellEnd"/>
-      <w:r>
-        <w:t xml:space="preserve"> }})</w:t>
-      </w:r>
-    </w:p>
-    <w:p>
-      <w:proofErr w:type="spellStart"/>
-      <w:proofErr w:type="gramStart"/>
-      <w:r>
-        <w:t>db.animals</w:t>
-      </w:r>
-      <w:proofErr w:type="gramEnd"/>
-      <w:r>
-        <w:t>.insertOne</w:t>
-      </w:r>
-      <w:proofErr w:type="spellEnd"/>
-      <w:r>
-        <w:t xml:space="preserve"> ({ _id: 6, name: 'duck', tags:['</w:t>
-      </w:r>
-      <w:proofErr w:type="spellStart"/>
-      <w:r>
-        <w:t>land','cute</w:t>
-      </w:r>
-      <w:proofErr w:type="spellEnd"/>
-      <w:r>
-        <w:t>'], info: {</w:t>
-      </w:r>
-      <w:proofErr w:type="spellStart"/>
-      <w:r>
-        <w:t>type:'bird</w:t>
-      </w:r>
-      <w:proofErr w:type="spellEnd"/>
-      <w:r>
-        <w:t xml:space="preserve">', </w:t>
-      </w:r>
-      <w:proofErr w:type="spellStart"/>
-      <w:r>
-        <w:t>canFly</w:t>
-      </w:r>
-      <w:proofErr w:type="spellEnd"/>
-      <w:r>
-        <w:t>: true} })</w:t>
+        <w:t>: true</w:t>
+      </w:r>
+      <w:proofErr w:type="gramStart"/>
+      <w:r>
+        <w:t>} }</w:t>
+      </w:r>
+      <w:proofErr w:type="gramEnd"/>
+      <w:r>
+        <w:t>)</w:t>
       </w:r>
     </w:p>
     <w:p>
@@ -1991,12 +2197,41 @@
       </w:r>
       <w:proofErr w:type="gramEnd"/>
       <w:r>
-        <w:t>.find</w:t>
-      </w:r>
-      <w:proofErr w:type="spellEnd"/>
-      <w:r>
-        <w:t>({_id:{$gt:5}}, {_id:1});</w:t>
-      </w:r>
+        <w:t>.</w:t>
+      </w:r>
+      <w:proofErr w:type="gramStart"/>
+      <w:r>
+        <w:t>find</w:t>
+      </w:r>
+      <w:proofErr w:type="spellEnd"/>
+      <w:r>
+        <w:t>({</w:t>
+      </w:r>
+      <w:proofErr w:type="gramEnd"/>
+      <w:r>
+        <w:t>_</w:t>
+      </w:r>
+      <w:proofErr w:type="gramStart"/>
+      <w:r>
+        <w:t>id:{</w:t>
+      </w:r>
+      <w:proofErr w:type="gramEnd"/>
+      <w:r>
+        <w:t>$gt:</w:t>
+      </w:r>
+      <w:proofErr w:type="gramStart"/>
+      <w:r>
+        <w:t>5}}, {</w:t>
+      </w:r>
+      <w:proofErr w:type="gramEnd"/>
+      <w:r>
+        <w:t>_id:1}</w:t>
+      </w:r>
+      <w:proofErr w:type="gramStart"/>
+      <w:r>
+        <w:t>);</w:t>
+      </w:r>
+      <w:proofErr w:type="gramEnd"/>
     </w:p>
     <w:p>
       <w:proofErr w:type="spellStart"/>
@@ -2006,12 +2241,41 @@
       </w:r>
       <w:proofErr w:type="gramEnd"/>
       <w:r>
-        <w:t>.find</w:t>
-      </w:r>
-      <w:proofErr w:type="spellEnd"/>
-      <w:r>
-        <w:t>({_id:{$lt:5}}, {_id:1});</w:t>
-      </w:r>
+        <w:t>.</w:t>
+      </w:r>
+      <w:proofErr w:type="gramStart"/>
+      <w:r>
+        <w:t>find</w:t>
+      </w:r>
+      <w:proofErr w:type="spellEnd"/>
+      <w:r>
+        <w:t>({</w:t>
+      </w:r>
+      <w:proofErr w:type="gramEnd"/>
+      <w:r>
+        <w:t>_</w:t>
+      </w:r>
+      <w:proofErr w:type="gramStart"/>
+      <w:r>
+        <w:t>id:{</w:t>
+      </w:r>
+      <w:proofErr w:type="gramEnd"/>
+      <w:r>
+        <w:t>$lt:</w:t>
+      </w:r>
+      <w:proofErr w:type="gramStart"/>
+      <w:r>
+        <w:t>5}}, {</w:t>
+      </w:r>
+      <w:proofErr w:type="gramEnd"/>
+      <w:r>
+        <w:t>_id:1}</w:t>
+      </w:r>
+      <w:proofErr w:type="gramStart"/>
+      <w:r>
+        <w:t>);</w:t>
+      </w:r>
+      <w:proofErr w:type="gramEnd"/>
     </w:p>
     <w:p>
       <w:proofErr w:type="spellStart"/>
@@ -2021,12 +2285,41 @@
       </w:r>
       <w:proofErr w:type="gramEnd"/>
       <w:r>
-        <w:t>.find</w:t>
-      </w:r>
-      <w:proofErr w:type="spellEnd"/>
-      <w:r>
-        <w:t>({_id:{$lte:5}}, {_id:1});</w:t>
-      </w:r>
+        <w:t>.</w:t>
+      </w:r>
+      <w:proofErr w:type="gramStart"/>
+      <w:r>
+        <w:t>find</w:t>
+      </w:r>
+      <w:proofErr w:type="spellEnd"/>
+      <w:r>
+        <w:t>({</w:t>
+      </w:r>
+      <w:proofErr w:type="gramEnd"/>
+      <w:r>
+        <w:t>_</w:t>
+      </w:r>
+      <w:proofErr w:type="gramStart"/>
+      <w:r>
+        <w:t>id:{</w:t>
+      </w:r>
+      <w:proofErr w:type="gramEnd"/>
+      <w:r>
+        <w:t>$lte:</w:t>
+      </w:r>
+      <w:proofErr w:type="gramStart"/>
+      <w:r>
+        <w:t>5}}, {</w:t>
+      </w:r>
+      <w:proofErr w:type="gramEnd"/>
+      <w:r>
+        <w:t>_id:1}</w:t>
+      </w:r>
+      <w:proofErr w:type="gramStart"/>
+      <w:r>
+        <w:t>);</w:t>
+      </w:r>
+      <w:proofErr w:type="gramEnd"/>
     </w:p>
     <w:p>
       <w:proofErr w:type="spellStart"/>
@@ -2036,12 +2329,41 @@
       </w:r>
       <w:proofErr w:type="gramEnd"/>
       <w:r>
-        <w:t>.find</w:t>
-      </w:r>
-      <w:proofErr w:type="spellEnd"/>
-      <w:r>
-        <w:t>({_id:{$gte:5}}, {_id:1});</w:t>
-      </w:r>
+        <w:t>.</w:t>
+      </w:r>
+      <w:proofErr w:type="gramStart"/>
+      <w:r>
+        <w:t>find</w:t>
+      </w:r>
+      <w:proofErr w:type="spellEnd"/>
+      <w:r>
+        <w:t>({</w:t>
+      </w:r>
+      <w:proofErr w:type="gramEnd"/>
+      <w:r>
+        <w:t>_</w:t>
+      </w:r>
+      <w:proofErr w:type="gramStart"/>
+      <w:r>
+        <w:t>id:{</w:t>
+      </w:r>
+      <w:proofErr w:type="gramEnd"/>
+      <w:r>
+        <w:t>$gte:</w:t>
+      </w:r>
+      <w:proofErr w:type="gramStart"/>
+      <w:r>
+        <w:t>5}}, {</w:t>
+      </w:r>
+      <w:proofErr w:type="gramEnd"/>
+      <w:r>
+        <w:t>_id:1}</w:t>
+      </w:r>
+      <w:proofErr w:type="gramStart"/>
+      <w:r>
+        <w:t>);</w:t>
+      </w:r>
+      <w:proofErr w:type="gramEnd"/>
     </w:p>
     <w:p>
       <w:r>
@@ -2104,12 +2426,49 @@
       </w:r>
       <w:proofErr w:type="gramEnd"/>
       <w:r>
-        <w:t>.find</w:t>
-      </w:r>
-      <w:proofErr w:type="spellEnd"/>
-      <w:r>
-        <w:t>({_id:{$gt:2,$lt:4}}, {_id:1});</w:t>
-      </w:r>
+        <w:t>.</w:t>
+      </w:r>
+      <w:proofErr w:type="gramStart"/>
+      <w:r>
+        <w:t>find</w:t>
+      </w:r>
+      <w:proofErr w:type="spellEnd"/>
+      <w:r>
+        <w:t>({</w:t>
+      </w:r>
+      <w:proofErr w:type="gramEnd"/>
+      <w:r>
+        <w:t>_</w:t>
+      </w:r>
+      <w:proofErr w:type="gramStart"/>
+      <w:r>
+        <w:t>id:{</w:t>
+      </w:r>
+      <w:proofErr w:type="gramEnd"/>
+      <w:r>
+        <w:t>$gt:</w:t>
+      </w:r>
+      <w:proofErr w:type="gramStart"/>
+      <w:r>
+        <w:t>2,$</w:t>
+      </w:r>
+      <w:proofErr w:type="gramEnd"/>
+      <w:r>
+        <w:t>lt:</w:t>
+      </w:r>
+      <w:proofErr w:type="gramStart"/>
+      <w:r>
+        <w:t>4}}, {</w:t>
+      </w:r>
+      <w:proofErr w:type="gramEnd"/>
+      <w:r>
+        <w:t>_id:1}</w:t>
+      </w:r>
+      <w:proofErr w:type="gramStart"/>
+      <w:r>
+        <w:t>);</w:t>
+      </w:r>
+      <w:proofErr w:type="gramEnd"/>
     </w:p>
     <w:p>
       <w:proofErr w:type="spellStart"/>
@@ -2119,12 +2478,49 @@
       </w:r>
       <w:proofErr w:type="gramEnd"/>
       <w:r>
-        <w:t>.find</w:t>
-      </w:r>
-      <w:proofErr w:type="spellEnd"/>
-      <w:r>
-        <w:t>({_id:{$gte:2,$lt:4}}, {_id:1});</w:t>
-      </w:r>
+        <w:t>.</w:t>
+      </w:r>
+      <w:proofErr w:type="gramStart"/>
+      <w:r>
+        <w:t>find</w:t>
+      </w:r>
+      <w:proofErr w:type="spellEnd"/>
+      <w:r>
+        <w:t>({</w:t>
+      </w:r>
+      <w:proofErr w:type="gramEnd"/>
+      <w:r>
+        <w:t>_</w:t>
+      </w:r>
+      <w:proofErr w:type="gramStart"/>
+      <w:r>
+        <w:t>id:{</w:t>
+      </w:r>
+      <w:proofErr w:type="gramEnd"/>
+      <w:r>
+        <w:t>$gte:</w:t>
+      </w:r>
+      <w:proofErr w:type="gramStart"/>
+      <w:r>
+        <w:t>2,$</w:t>
+      </w:r>
+      <w:proofErr w:type="gramEnd"/>
+      <w:r>
+        <w:t>lt:</w:t>
+      </w:r>
+      <w:proofErr w:type="gramStart"/>
+      <w:r>
+        <w:t>4}}, {</w:t>
+      </w:r>
+      <w:proofErr w:type="gramEnd"/>
+      <w:r>
+        <w:t>_id:1}</w:t>
+      </w:r>
+      <w:proofErr w:type="gramStart"/>
+      <w:r>
+        <w:t>);</w:t>
+      </w:r>
+      <w:proofErr w:type="gramEnd"/>
     </w:p>
     <w:p>
       <w:r>
@@ -2213,12 +2609,49 @@
       </w:r>
       <w:proofErr w:type="gramEnd"/>
       <w:r>
-        <w:t>.find</w:t>
-      </w:r>
-      <w:proofErr w:type="spellEnd"/>
-      <w:r>
-        <w:t>({_id:{$not:{$gt:2}}}, {_id:1});</w:t>
-      </w:r>
+        <w:t>.</w:t>
+      </w:r>
+      <w:proofErr w:type="gramStart"/>
+      <w:r>
+        <w:t>find</w:t>
+      </w:r>
+      <w:proofErr w:type="spellEnd"/>
+      <w:r>
+        <w:t>({</w:t>
+      </w:r>
+      <w:proofErr w:type="gramEnd"/>
+      <w:r>
+        <w:t>_</w:t>
+      </w:r>
+      <w:proofErr w:type="gramStart"/>
+      <w:r>
+        <w:t>id:{</w:t>
+      </w:r>
+      <w:proofErr w:type="gramEnd"/>
+      <w:r>
+        <w:t>$</w:t>
+      </w:r>
+      <w:proofErr w:type="gramStart"/>
+      <w:r>
+        <w:t>not:{</w:t>
+      </w:r>
+      <w:proofErr w:type="gramEnd"/>
+      <w:r>
+        <w:t>$gt:</w:t>
+      </w:r>
+      <w:proofErr w:type="gramStart"/>
+      <w:r>
+        <w:t>2}}}, {</w:t>
+      </w:r>
+      <w:proofErr w:type="gramEnd"/>
+      <w:r>
+        <w:t>_id:1}</w:t>
+      </w:r>
+      <w:proofErr w:type="gramStart"/>
+      <w:r>
+        <w:t>);</w:t>
+      </w:r>
+      <w:proofErr w:type="gramEnd"/>
     </w:p>
     <w:p>
       <w:r>
@@ -2307,12 +2740,41 @@
       </w:r>
       <w:proofErr w:type="gramEnd"/>
       <w:r>
-        <w:t>.find</w:t>
-      </w:r>
-      <w:proofErr w:type="spellEnd"/>
-      <w:r>
-        <w:t>({_id:{$in:[1,3]}}, {_id:1});</w:t>
-      </w:r>
+        <w:t>.</w:t>
+      </w:r>
+      <w:proofErr w:type="gramStart"/>
+      <w:r>
+        <w:t>find</w:t>
+      </w:r>
+      <w:proofErr w:type="spellEnd"/>
+      <w:r>
+        <w:t>({</w:t>
+      </w:r>
+      <w:proofErr w:type="gramEnd"/>
+      <w:r>
+        <w:t>_</w:t>
+      </w:r>
+      <w:proofErr w:type="gramStart"/>
+      <w:r>
+        <w:t>id:{</w:t>
+      </w:r>
+      <w:proofErr w:type="gramEnd"/>
+      <w:r>
+        <w:t>$</w:t>
+      </w:r>
+      <w:proofErr w:type="gramStart"/>
+      <w:r>
+        <w:t>in:[1,3]}}, {_</w:t>
+      </w:r>
+      <w:proofErr w:type="gramEnd"/>
+      <w:r>
+        <w:t>id:1}</w:t>
+      </w:r>
+      <w:proofErr w:type="gramStart"/>
+      <w:r>
+        <w:t>);</w:t>
+      </w:r>
+      <w:proofErr w:type="gramEnd"/>
     </w:p>
     <w:p>
       <w:r>
@@ -2377,20 +2839,46 @@
       </w:r>
       <w:proofErr w:type="gramEnd"/>
       <w:r>
-        <w:t>.find</w:t>
-      </w:r>
-      <w:proofErr w:type="spellEnd"/>
-      <w:r>
-        <w:t>({_id:{$</w:t>
-      </w:r>
-      <w:proofErr w:type="spellStart"/>
+        <w:t>.</w:t>
+      </w:r>
+      <w:proofErr w:type="gramStart"/>
+      <w:r>
+        <w:t>find</w:t>
+      </w:r>
+      <w:proofErr w:type="spellEnd"/>
+      <w:r>
+        <w:t>({</w:t>
+      </w:r>
+      <w:proofErr w:type="gramEnd"/>
+      <w:r>
+        <w:t>_</w:t>
+      </w:r>
+      <w:proofErr w:type="gramStart"/>
+      <w:r>
+        <w:t>id:{</w:t>
+      </w:r>
+      <w:proofErr w:type="gramEnd"/>
+      <w:r>
+        <w:t>$</w:t>
+      </w:r>
+      <w:proofErr w:type="spellStart"/>
+      <w:proofErr w:type="gramStart"/>
       <w:r>
         <w:t>nin</w:t>
       </w:r>
       <w:proofErr w:type="spellEnd"/>
       <w:r>
-        <w:t>:[1,3]}}, {_id:1});</w:t>
-      </w:r>
+        <w:t>:[1,3]}}, {_</w:t>
+      </w:r>
+      <w:proofErr w:type="gramEnd"/>
+      <w:r>
+        <w:t>id:1}</w:t>
+      </w:r>
+      <w:proofErr w:type="gramStart"/>
+      <w:r>
+        <w:t>);</w:t>
+      </w:r>
+      <w:proofErr w:type="gramEnd"/>
     </w:p>
     <w:p>
       <w:r>
@@ -2480,15 +2968,7 @@
     </w:p>
     <w:p>
       <w:r>
-        <w:t xml:space="preserve">The animal documents </w:t>
-      </w:r>
-      <w:proofErr w:type="gramStart"/>
-      <w:r>
-        <w:t>contains</w:t>
-      </w:r>
-      <w:proofErr w:type="gramEnd"/>
-      <w:r>
-        <w:t xml:space="preserve"> a tags field, and the tags field contains an array of tags</w:t>
+        <w:t>The animal documents contains a tags field, and the tags field contains an array of tags</w:t>
       </w:r>
       <w:r>
         <w:t>.</w:t>
@@ -2502,20 +2982,38 @@
       </w:r>
       <w:proofErr w:type="gramEnd"/>
       <w:r>
-        <w:t>.find</w:t>
+        <w:t>.</w:t>
+      </w:r>
+      <w:proofErr w:type="gramStart"/>
+      <w:r>
+        <w:t>find</w:t>
       </w:r>
       <w:proofErr w:type="spellEnd"/>
       <w:r>
         <w:t>({</w:t>
       </w:r>
       <w:proofErr w:type="spellStart"/>
-      <w:r>
-        <w:t>tags:'cute</w:t>
-      </w:r>
-      <w:proofErr w:type="spellEnd"/>
-      <w:r>
-        <w:t>'}, {name:1});</w:t>
-      </w:r>
+      <w:proofErr w:type="gramEnd"/>
+      <w:r>
+        <w:t>tags:'</w:t>
+      </w:r>
+      <w:proofErr w:type="gramStart"/>
+      <w:r>
+        <w:t>cute</w:t>
+      </w:r>
+      <w:proofErr w:type="spellEnd"/>
+      <w:r>
+        <w:t>'}</w:t>
+      </w:r>
+      <w:proofErr w:type="gramEnd"/>
+      <w:r>
+        <w:t>, {name:1}</w:t>
+      </w:r>
+      <w:proofErr w:type="gramStart"/>
+      <w:r>
+        <w:t>);</w:t>
+      </w:r>
+      <w:proofErr w:type="gramEnd"/>
     </w:p>
     <w:p>
       <w:r>
@@ -2580,12 +3078,49 @@
       </w:r>
       <w:proofErr w:type="gramEnd"/>
       <w:r>
-        <w:t>.find</w:t>
-      </w:r>
-      <w:proofErr w:type="spellEnd"/>
-      <w:r>
-        <w:t>({tags: {$in:['cute', 'ocean']}}, {name:1});</w:t>
-      </w:r>
+        <w:t>.</w:t>
+      </w:r>
+      <w:proofErr w:type="gramStart"/>
+      <w:r>
+        <w:t>find</w:t>
+      </w:r>
+      <w:proofErr w:type="spellEnd"/>
+      <w:r>
+        <w:t>(</w:t>
+      </w:r>
+      <w:proofErr w:type="gramEnd"/>
+      <w:r>
+        <w:t>{</w:t>
+      </w:r>
+      <w:proofErr w:type="gramStart"/>
+      <w:r>
+        <w:t>tags: {</w:t>
+      </w:r>
+      <w:proofErr w:type="gramEnd"/>
+      <w:r>
+        <w:t>$</w:t>
+      </w:r>
+      <w:proofErr w:type="gramStart"/>
+      <w:r>
+        <w:t>in:[</w:t>
+      </w:r>
+      <w:proofErr w:type="gramEnd"/>
+      <w:r>
+        <w:t>'cute', 'ocean</w:t>
+      </w:r>
+      <w:proofErr w:type="gramStart"/>
+      <w:r>
+        <w:t>']}}</w:t>
+      </w:r>
+      <w:proofErr w:type="gramEnd"/>
+      <w:r>
+        <w:t>, {name:1}</w:t>
+      </w:r>
+      <w:proofErr w:type="gramStart"/>
+      <w:r>
+        <w:t>);</w:t>
+      </w:r>
+      <w:proofErr w:type="gramEnd"/>
     </w:p>
     <w:p>
       <w:r>
@@ -2676,12 +3211,49 @@
       </w:r>
       <w:proofErr w:type="gramEnd"/>
       <w:r>
-        <w:t>.find</w:t>
-      </w:r>
-      <w:proofErr w:type="spellEnd"/>
-      <w:r>
-        <w:t>({tags: {$all:['cute', 'ocean']}}, {name:1});</w:t>
-      </w:r>
+        <w:t>.</w:t>
+      </w:r>
+      <w:proofErr w:type="gramStart"/>
+      <w:r>
+        <w:t>find</w:t>
+      </w:r>
+      <w:proofErr w:type="spellEnd"/>
+      <w:r>
+        <w:t>(</w:t>
+      </w:r>
+      <w:proofErr w:type="gramEnd"/>
+      <w:r>
+        <w:t>{</w:t>
+      </w:r>
+      <w:proofErr w:type="gramStart"/>
+      <w:r>
+        <w:t>tags: {</w:t>
+      </w:r>
+      <w:proofErr w:type="gramEnd"/>
+      <w:r>
+        <w:t>$</w:t>
+      </w:r>
+      <w:proofErr w:type="gramStart"/>
+      <w:r>
+        <w:t>all:[</w:t>
+      </w:r>
+      <w:proofErr w:type="gramEnd"/>
+      <w:r>
+        <w:t>'cute', 'ocean</w:t>
+      </w:r>
+      <w:proofErr w:type="gramStart"/>
+      <w:r>
+        <w:t>']}}</w:t>
+      </w:r>
+      <w:proofErr w:type="gramEnd"/>
+      <w:r>
+        <w:t>, {name:1}</w:t>
+      </w:r>
+      <w:proofErr w:type="gramStart"/>
+      <w:r>
+        <w:t>);</w:t>
+      </w:r>
+      <w:proofErr w:type="gramEnd"/>
     </w:p>
     <w:p>
       <w:r>
@@ -2758,20 +3330,54 @@
       </w:r>
       <w:proofErr w:type="gramEnd"/>
       <w:r>
-        <w:t>.find</w:t>
-      </w:r>
-      <w:proofErr w:type="spellEnd"/>
-      <w:r>
-        <w:t>({tags: {$</w:t>
-      </w:r>
-      <w:proofErr w:type="spellStart"/>
+        <w:t>.</w:t>
+      </w:r>
+      <w:proofErr w:type="gramStart"/>
+      <w:r>
+        <w:t>find</w:t>
+      </w:r>
+      <w:proofErr w:type="spellEnd"/>
+      <w:r>
+        <w:t>(</w:t>
+      </w:r>
+      <w:proofErr w:type="gramEnd"/>
+      <w:r>
+        <w:t>{</w:t>
+      </w:r>
+      <w:proofErr w:type="gramStart"/>
+      <w:r>
+        <w:t>tags: {</w:t>
+      </w:r>
+      <w:proofErr w:type="gramEnd"/>
+      <w:r>
+        <w:t>$</w:t>
+      </w:r>
+      <w:proofErr w:type="spellStart"/>
+      <w:proofErr w:type="gramStart"/>
       <w:r>
         <w:t>nin</w:t>
       </w:r>
       <w:proofErr w:type="spellEnd"/>
       <w:r>
-        <w:t>:['cute']}}, {name:1});</w:t>
-      </w:r>
+        <w:t>:[</w:t>
+      </w:r>
+      <w:proofErr w:type="gramEnd"/>
+      <w:r>
+        <w:t>'cute</w:t>
+      </w:r>
+      <w:proofErr w:type="gramStart"/>
+      <w:r>
+        <w:t>']}}</w:t>
+      </w:r>
+      <w:proofErr w:type="gramEnd"/>
+      <w:r>
+        <w:t>, {name:1}</w:t>
+      </w:r>
+      <w:proofErr w:type="gramStart"/>
+      <w:r>
+        <w:t>);</w:t>
+      </w:r>
+      <w:proofErr w:type="gramEnd"/>
     </w:p>
     <w:p>
       <w:r>
@@ -2872,12 +3478,33 @@
       </w:r>
       <w:proofErr w:type="gramEnd"/>
       <w:r>
-        <w:t>.find</w:t>
-      </w:r>
-      <w:proofErr w:type="spellEnd"/>
-      <w:r>
-        <w:t>({_id:1}).pretty();</w:t>
-      </w:r>
+        <w:t>.</w:t>
+      </w:r>
+      <w:proofErr w:type="gramStart"/>
+      <w:r>
+        <w:t>find</w:t>
+      </w:r>
+      <w:proofErr w:type="spellEnd"/>
+      <w:r>
+        <w:t>({</w:t>
+      </w:r>
+      <w:proofErr w:type="gramEnd"/>
+      <w:r>
+        <w:t>_id:1}</w:t>
+      </w:r>
+      <w:proofErr w:type="gramStart"/>
+      <w:r>
+        <w:t>).pretty</w:t>
+      </w:r>
+      <w:proofErr w:type="gramEnd"/>
+      <w:r>
+        <w:t>(</w:t>
+      </w:r>
+      <w:proofErr w:type="gramStart"/>
+      <w:r>
+        <w:t>);</w:t>
+      </w:r>
+      <w:proofErr w:type="gramEnd"/>
     </w:p>
     <w:p>
       <w:r>
@@ -2929,11 +3556,23 @@
       </w:r>
       <w:proofErr w:type="gramEnd"/>
       <w:r>
-        <w:t>.find</w:t>
-      </w:r>
-      <w:proofErr w:type="spellEnd"/>
-      <w:r>
-        <w:t>({"info.</w:t>
+        <w:t>.</w:t>
+      </w:r>
+      <w:proofErr w:type="gramStart"/>
+      <w:r>
+        <w:t>find</w:t>
+      </w:r>
+      <w:proofErr w:type="spellEnd"/>
+      <w:r>
+        <w:t>({</w:t>
+      </w:r>
+      <w:proofErr w:type="gramEnd"/>
+      <w:r>
+        <w:t>"</w:t>
+      </w:r>
+      <w:proofErr w:type="gramStart"/>
+      <w:r>
+        <w:t>info.</w:t>
       </w:r>
       <w:proofErr w:type="spellStart"/>
       <w:r>
@@ -2941,8 +3580,25 @@
       </w:r>
       <w:proofErr w:type="spellEnd"/>
       <w:r>
-        <w:t>":true}).pretty();</w:t>
-      </w:r>
+        <w:t>":true</w:t>
+      </w:r>
+      <w:proofErr w:type="gramEnd"/>
+      <w:r>
+        <w:t>}</w:t>
+      </w:r>
+      <w:proofErr w:type="gramStart"/>
+      <w:r>
+        <w:t>).pretty</w:t>
+      </w:r>
+      <w:proofErr w:type="gramEnd"/>
+      <w:r>
+        <w:t>(</w:t>
+      </w:r>
+      <w:proofErr w:type="gramStart"/>
+      <w:r>
+        <w:t>);</w:t>
+      </w:r>
+      <w:proofErr w:type="gramEnd"/>
     </w:p>
     <w:p>
       <w:r>
@@ -3039,20 +3695,49 @@
       </w:r>
       <w:proofErr w:type="gramEnd"/>
       <w:r>
-        <w:t>.find</w:t>
-      </w:r>
-      <w:proofErr w:type="spellEnd"/>
-      <w:r>
-        <w:t>({info:{type:'bird',</w:t>
-      </w:r>
-      <w:proofErr w:type="spellStart"/>
-      <w:r>
-        <w:t>canFly:true</w:t>
-      </w:r>
-      <w:proofErr w:type="spellEnd"/>
-      <w:r>
-        <w:t>}}, {name:1});</w:t>
-      </w:r>
+        <w:t>.</w:t>
+      </w:r>
+      <w:proofErr w:type="gramStart"/>
+      <w:r>
+        <w:t>find</w:t>
+      </w:r>
+      <w:proofErr w:type="spellEnd"/>
+      <w:r>
+        <w:t>({info:{</w:t>
+      </w:r>
+      <w:proofErr w:type="gramEnd"/>
+      <w:r>
+        <w:t>type:'bird</w:t>
+      </w:r>
+      <w:proofErr w:type="gramStart"/>
+      <w:r>
+        <w:t>',</w:t>
+      </w:r>
+      <w:proofErr w:type="spellStart"/>
+      <w:r>
+        <w:t>canFly</w:t>
+      </w:r>
+      <w:proofErr w:type="gramEnd"/>
+      <w:r>
+        <w:t>:</w:t>
+      </w:r>
+      <w:proofErr w:type="gramStart"/>
+      <w:r>
+        <w:t>true</w:t>
+      </w:r>
+      <w:proofErr w:type="spellEnd"/>
+      <w:r>
+        <w:t>}}, {</w:t>
+      </w:r>
+      <w:proofErr w:type="gramEnd"/>
+      <w:r>
+        <w:t>name:1}</w:t>
+      </w:r>
+      <w:proofErr w:type="gramStart"/>
+      <w:r>
+        <w:t>);</w:t>
+      </w:r>
+      <w:proofErr w:type="gramEnd"/>
     </w:p>
     <w:p>
       <w:r>
@@ -3145,28 +3830,54 @@
       </w:r>
       <w:proofErr w:type="gramEnd"/>
       <w:r>
-        <w:t>.find</w:t>
-      </w:r>
-      <w:proofErr w:type="spellEnd"/>
-      <w:r>
-        <w:t>({info:{</w:t>
+        <w:t>.</w:t>
+      </w:r>
+      <w:proofErr w:type="gramStart"/>
+      <w:r>
+        <w:t>find</w:t>
+      </w:r>
+      <w:proofErr w:type="spellEnd"/>
+      <w:r>
+        <w:t>(</w:t>
+      </w:r>
+      <w:proofErr w:type="gramEnd"/>
+      <w:r>
+        <w:t>{</w:t>
+      </w:r>
+      <w:proofErr w:type="gramStart"/>
+      <w:r>
+        <w:t>info:{</w:t>
       </w:r>
       <w:proofErr w:type="spellStart"/>
       <w:r>
         <w:t>canFly:true</w:t>
       </w:r>
       <w:proofErr w:type="spellEnd"/>
+      <w:proofErr w:type="gramEnd"/>
       <w:r>
         <w:t xml:space="preserve">, </w:t>
       </w:r>
       <w:proofErr w:type="spellStart"/>
       <w:r>
-        <w:t>type:'bird</w:t>
-      </w:r>
-      <w:proofErr w:type="spellEnd"/>
-      <w:r>
-        <w:t>'}}, {name:1});</w:t>
-      </w:r>
+        <w:t>type:'</w:t>
+      </w:r>
+      <w:proofErr w:type="gramStart"/>
+      <w:r>
+        <w:t>bird</w:t>
+      </w:r>
+      <w:proofErr w:type="spellEnd"/>
+      <w:r>
+        <w:t>'}}</w:t>
+      </w:r>
+      <w:proofErr w:type="gramEnd"/>
+      <w:r>
+        <w:t>, {name:1}</w:t>
+      </w:r>
+      <w:proofErr w:type="gramStart"/>
+      <w:r>
+        <w:t>);</w:t>
+      </w:r>
+      <w:proofErr w:type="gramEnd"/>
     </w:p>
     <w:p>
       <w:r>
@@ -3262,7 +3973,15 @@
     </w:p>
     <w:p>
       <w:r>
-        <w:t>Mongo stores its data as BSON and memory mapped files. So the sub-document is just one BLOB</w:t>
+        <w:t xml:space="preserve">Mongo stores its data as BSON and memory mapped files. </w:t>
+      </w:r>
+      <w:proofErr w:type="gramStart"/>
+      <w:r>
+        <w:t>So</w:t>
+      </w:r>
+      <w:proofErr w:type="gramEnd"/>
+      <w:r>
+        <w:t xml:space="preserve"> the sub-document is just one BLOB</w:t>
       </w:r>
       <w:r>
         <w:t xml:space="preserve"> for it</w:t>
@@ -3408,20 +4127,38 @@
       </w:r>
       <w:proofErr w:type="gramEnd"/>
       <w:r>
-        <w:t>.find</w:t>
+        <w:t>.</w:t>
+      </w:r>
+      <w:proofErr w:type="gramStart"/>
+      <w:r>
+        <w:t>find</w:t>
       </w:r>
       <w:proofErr w:type="spellEnd"/>
       <w:r>
         <w:t>({info:{</w:t>
       </w:r>
       <w:proofErr w:type="spellStart"/>
-      <w:r>
-        <w:t>type:'bird</w:t>
-      </w:r>
-      <w:proofErr w:type="spellEnd"/>
-      <w:r>
-        <w:t>'}}, {name:1});</w:t>
-      </w:r>
+      <w:proofErr w:type="gramEnd"/>
+      <w:r>
+        <w:t>type:'</w:t>
+      </w:r>
+      <w:proofErr w:type="gramStart"/>
+      <w:r>
+        <w:t>bird</w:t>
+      </w:r>
+      <w:proofErr w:type="spellEnd"/>
+      <w:r>
+        <w:t>'}}</w:t>
+      </w:r>
+      <w:proofErr w:type="gramEnd"/>
+      <w:r>
+        <w:t>, {name:1}</w:t>
+      </w:r>
+      <w:proofErr w:type="gramStart"/>
+      <w:r>
+        <w:t>);</w:t>
+      </w:r>
+      <w:proofErr w:type="gramEnd"/>
     </w:p>
     <w:p>
       <w:r>
@@ -3491,11 +4228,23 @@
       </w:r>
       <w:proofErr w:type="gramEnd"/>
       <w:r>
-        <w:t>.find</w:t>
-      </w:r>
-      <w:proofErr w:type="spellEnd"/>
-      <w:r>
-        <w:t>({"info.</w:t>
+        <w:t>.</w:t>
+      </w:r>
+      <w:proofErr w:type="gramStart"/>
+      <w:r>
+        <w:t>find</w:t>
+      </w:r>
+      <w:proofErr w:type="spellEnd"/>
+      <w:r>
+        <w:t>(</w:t>
+      </w:r>
+      <w:proofErr w:type="gramEnd"/>
+      <w:r>
+        <w:t>{"</w:t>
+      </w:r>
+      <w:proofErr w:type="gramStart"/>
+      <w:r>
+        <w:t>info.</w:t>
       </w:r>
       <w:proofErr w:type="spellStart"/>
       <w:r>
@@ -3503,16 +4252,38 @@
       </w:r>
       <w:proofErr w:type="spellEnd"/>
       <w:r>
-        <w:t>":true, "</w:t>
-      </w:r>
-      <w:proofErr w:type="spellStart"/>
-      <w:r>
-        <w:t>info.type":'bird</w:t>
-      </w:r>
-      <w:proofErr w:type="spellEnd"/>
-      <w:r>
-        <w:t>'}, {name:1});</w:t>
-      </w:r>
+        <w:t>":true</w:t>
+      </w:r>
+      <w:proofErr w:type="gramEnd"/>
+      <w:r>
+        <w:t>, "</w:t>
+      </w:r>
+      <w:proofErr w:type="spellStart"/>
+      <w:proofErr w:type="gramStart"/>
+      <w:r>
+        <w:t>info.type</w:t>
+      </w:r>
+      <w:proofErr w:type="gramEnd"/>
+      <w:r>
+        <w:t>":'</w:t>
+      </w:r>
+      <w:proofErr w:type="gramStart"/>
+      <w:r>
+        <w:t>bird</w:t>
+      </w:r>
+      <w:proofErr w:type="spellEnd"/>
+      <w:r>
+        <w:t>'}</w:t>
+      </w:r>
+      <w:proofErr w:type="gramEnd"/>
+      <w:r>
+        <w:t>, {name:1}</w:t>
+      </w:r>
+      <w:proofErr w:type="gramStart"/>
+      <w:r>
+        <w:t>);</w:t>
+      </w:r>
+      <w:proofErr w:type="gramEnd"/>
     </w:p>
     <w:p>
       <w:r>
@@ -3631,11 +4402,23 @@
       </w:r>
       <w:proofErr w:type="gramEnd"/>
       <w:r>
-        <w:t>.find</w:t>
-      </w:r>
-      <w:proofErr w:type="spellEnd"/>
-      <w:r>
-        <w:t>({"info.</w:t>
+        <w:t>.</w:t>
+      </w:r>
+      <w:proofErr w:type="gramStart"/>
+      <w:r>
+        <w:t>find</w:t>
+      </w:r>
+      <w:proofErr w:type="spellEnd"/>
+      <w:r>
+        <w:t>({</w:t>
+      </w:r>
+      <w:proofErr w:type="gramEnd"/>
+      <w:r>
+        <w:t>"</w:t>
+      </w:r>
+      <w:proofErr w:type="gramStart"/>
+      <w:r>
+        <w:t>info.</w:t>
       </w:r>
       <w:proofErr w:type="spellStart"/>
       <w:r>
@@ -3643,8 +4426,17 @@
       </w:r>
       <w:proofErr w:type="spellEnd"/>
       <w:r>
-        <w:t>":true}, {name:1});</w:t>
-      </w:r>
+        <w:t>":true</w:t>
+      </w:r>
+      <w:proofErr w:type="gramEnd"/>
+      <w:r>
+        <w:t>}, {name:1}</w:t>
+      </w:r>
+      <w:proofErr w:type="gramStart"/>
+      <w:r>
+        <w:t>);</w:t>
+      </w:r>
+      <w:proofErr w:type="gramEnd"/>
     </w:p>
     <w:p>
       <w:r>
@@ -3718,11 +4510,23 @@
       </w:r>
       <w:proofErr w:type="gramEnd"/>
       <w:r>
-        <w:t>.find</w:t>
-      </w:r>
-      <w:proofErr w:type="spellEnd"/>
-      <w:r>
-        <w:t>({"info.</w:t>
+        <w:t>.</w:t>
+      </w:r>
+      <w:proofErr w:type="gramStart"/>
+      <w:r>
+        <w:t>find</w:t>
+      </w:r>
+      <w:proofErr w:type="spellEnd"/>
+      <w:r>
+        <w:t>({</w:t>
+      </w:r>
+      <w:proofErr w:type="gramEnd"/>
+      <w:r>
+        <w:t>"</w:t>
+      </w:r>
+      <w:proofErr w:type="gramStart"/>
+      <w:r>
+        <w:t>info.</w:t>
       </w:r>
       <w:proofErr w:type="spellStart"/>
       <w:r>
@@ -3730,8 +4534,17 @@
       </w:r>
       <w:proofErr w:type="spellEnd"/>
       <w:r>
-        <w:t>":false}, {name:1});</w:t>
-      </w:r>
+        <w:t>":false</w:t>
+      </w:r>
+      <w:proofErr w:type="gramEnd"/>
+      <w:r>
+        <w:t>}, {name:1}</w:t>
+      </w:r>
+      <w:proofErr w:type="gramStart"/>
+      <w:r>
+        <w:t>);</w:t>
+      </w:r>
+      <w:proofErr w:type="gramEnd"/>
     </w:p>
     <w:p>
       <w:r>
@@ -3820,11 +4633,23 @@
       </w:r>
       <w:proofErr w:type="gramEnd"/>
       <w:r>
-        <w:t>.find</w:t>
-      </w:r>
-      <w:proofErr w:type="spellEnd"/>
-      <w:r>
-        <w:t>({"info.</w:t>
+        <w:t>.</w:t>
+      </w:r>
+      <w:proofErr w:type="gramStart"/>
+      <w:r>
+        <w:t>find</w:t>
+      </w:r>
+      <w:proofErr w:type="spellEnd"/>
+      <w:r>
+        <w:t>({</w:t>
+      </w:r>
+      <w:proofErr w:type="gramEnd"/>
+      <w:r>
+        <w:t>"</w:t>
+      </w:r>
+      <w:proofErr w:type="gramStart"/>
+      <w:r>
+        <w:t>info.</w:t>
       </w:r>
       <w:proofErr w:type="spellStart"/>
       <w:r>
@@ -3832,8 +4657,17 @@
       </w:r>
       <w:proofErr w:type="spellEnd"/>
       <w:r>
-        <w:t>":null}, {name:1});</w:t>
-      </w:r>
+        <w:t>":null</w:t>
+      </w:r>
+      <w:proofErr w:type="gramEnd"/>
+      <w:r>
+        <w:t>}, {name:1}</w:t>
+      </w:r>
+      <w:proofErr w:type="gramStart"/>
+      <w:r>
+        <w:t>);</w:t>
+      </w:r>
+      <w:proofErr w:type="gramEnd"/>
     </w:p>
     <w:p>
       <w:r>
@@ -3907,12 +4741,33 @@
       </w:r>
       <w:proofErr w:type="gramEnd"/>
       <w:r>
-        <w:t>.find</w:t>
-      </w:r>
-      <w:proofErr w:type="spellEnd"/>
-      <w:r>
-        <w:t>({_id:4}).pretty();</w:t>
-      </w:r>
+        <w:t>.</w:t>
+      </w:r>
+      <w:proofErr w:type="gramStart"/>
+      <w:r>
+        <w:t>find</w:t>
+      </w:r>
+      <w:proofErr w:type="spellEnd"/>
+      <w:r>
+        <w:t>({</w:t>
+      </w:r>
+      <w:proofErr w:type="gramEnd"/>
+      <w:r>
+        <w:t>_id:4}</w:t>
+      </w:r>
+      <w:proofErr w:type="gramStart"/>
+      <w:r>
+        <w:t>).pretty</w:t>
+      </w:r>
+      <w:proofErr w:type="gramEnd"/>
+      <w:r>
+        <w:t>(</w:t>
+      </w:r>
+      <w:proofErr w:type="gramStart"/>
+      <w:r>
+        <w:t>);</w:t>
+      </w:r>
+      <w:proofErr w:type="gramEnd"/>
     </w:p>
     <w:p>
       <w:r>
@@ -3964,12 +4819,33 @@
       </w:r>
       <w:proofErr w:type="gramEnd"/>
       <w:r>
-        <w:t>.find</w:t>
-      </w:r>
-      <w:proofErr w:type="spellEnd"/>
-      <w:r>
-        <w:t>({_id:1}).pretty();</w:t>
-      </w:r>
+        <w:t>.</w:t>
+      </w:r>
+      <w:proofErr w:type="gramStart"/>
+      <w:r>
+        <w:t>find</w:t>
+      </w:r>
+      <w:proofErr w:type="spellEnd"/>
+      <w:r>
+        <w:t>({</w:t>
+      </w:r>
+      <w:proofErr w:type="gramEnd"/>
+      <w:r>
+        <w:t>_id:1}</w:t>
+      </w:r>
+      <w:proofErr w:type="gramStart"/>
+      <w:r>
+        <w:t>).pretty</w:t>
+      </w:r>
+      <w:proofErr w:type="gramEnd"/>
+      <w:r>
+        <w:t>(</w:t>
+      </w:r>
+      <w:proofErr w:type="gramStart"/>
+      <w:r>
+        <w:t>);</w:t>
+      </w:r>
+      <w:proofErr w:type="gramEnd"/>
     </w:p>
     <w:p>
       <w:r>
@@ -4014,8 +4890,13 @@
       </w:r>
     </w:p>
     <w:p>
-      <w:r>
-        <w:t xml:space="preserve">So </w:t>
+      <w:proofErr w:type="gramStart"/>
+      <w:r>
+        <w:t>So</w:t>
+      </w:r>
+      <w:proofErr w:type="gramEnd"/>
+      <w:r>
+        <w:t xml:space="preserve"> </w:t>
       </w:r>
       <w:r>
         <w:t xml:space="preserve">when we execute </w:t>
@@ -4033,14 +4914,35 @@
         <w:rPr>
           <w:b/>
         </w:rPr>
-        <w:t>.find</w:t>
-      </w:r>
-      <w:proofErr w:type="spellEnd"/>
+        <w:t>.</w:t>
+      </w:r>
+      <w:proofErr w:type="gramStart"/>
       <w:r>
         <w:rPr>
           <w:b/>
         </w:rPr>
-        <w:t>({"info.</w:t>
+        <w:t>find</w:t>
+      </w:r>
+      <w:proofErr w:type="spellEnd"/>
+      <w:r>
+        <w:rPr>
+          <w:b/>
+        </w:rPr>
+        <w:t>({</w:t>
+      </w:r>
+      <w:proofErr w:type="gramEnd"/>
+      <w:r>
+        <w:rPr>
+          <w:b/>
+        </w:rPr>
+        <w:t>"</w:t>
+      </w:r>
+      <w:proofErr w:type="gramStart"/>
+      <w:r>
+        <w:rPr>
+          <w:b/>
+        </w:rPr>
+        <w:t>info.</w:t>
       </w:r>
       <w:proofErr w:type="spellStart"/>
       <w:r>
@@ -4054,8 +4956,23 @@
         <w:rPr>
           <w:b/>
         </w:rPr>
-        <w:t>":null}, {name:1});</w:t>
-      </w:r>
+        <w:t>":null</w:t>
+      </w:r>
+      <w:proofErr w:type="gramEnd"/>
+      <w:r>
+        <w:rPr>
+          <w:b/>
+        </w:rPr>
+        <w:t>}, {name:1}</w:t>
+      </w:r>
+      <w:proofErr w:type="gramStart"/>
+      <w:r>
+        <w:rPr>
+          <w:b/>
+        </w:rPr>
+        <w:t>);</w:t>
+      </w:r>
+      <w:proofErr w:type="gramEnd"/>
     </w:p>
     <w:p>
       <w:r>
@@ -4086,28 +5003,48 @@
       </w:r>
       <w:proofErr w:type="gramEnd"/>
       <w:r>
-        <w:t>.find</w:t>
-      </w:r>
-      <w:proofErr w:type="spellEnd"/>
-      <w:r>
-        <w:t>({"</w:t>
-      </w:r>
-      <w:proofErr w:type="spellStart"/>
+        <w:t>.</w:t>
+      </w:r>
+      <w:proofErr w:type="gramStart"/>
+      <w:r>
+        <w:t>find</w:t>
+      </w:r>
+      <w:proofErr w:type="spellEnd"/>
+      <w:r>
+        <w:t>({</w:t>
+      </w:r>
+      <w:proofErr w:type="gramEnd"/>
+      <w:r>
+        <w:t>"</w:t>
+      </w:r>
+      <w:proofErr w:type="spellStart"/>
+      <w:proofErr w:type="gramStart"/>
       <w:r>
         <w:t>info.canFly</w:t>
       </w:r>
       <w:proofErr w:type="spellEnd"/>
       <w:r>
-        <w:t>":{$</w:t>
-      </w:r>
-      <w:proofErr w:type="spellStart"/>
+        <w:t>":{</w:t>
+      </w:r>
+      <w:proofErr w:type="gramEnd"/>
+      <w:r>
+        <w:t>$</w:t>
+      </w:r>
+      <w:proofErr w:type="spellStart"/>
+      <w:proofErr w:type="gramStart"/>
       <w:r>
         <w:t>exists:true</w:t>
       </w:r>
       <w:proofErr w:type="spellEnd"/>
-      <w:r>
-        <w:t>}}, {name:1});</w:t>
-      </w:r>
+      <w:proofErr w:type="gramEnd"/>
+      <w:r>
+        <w:t>}}, {name:1}</w:t>
+      </w:r>
+      <w:proofErr w:type="gramStart"/>
+      <w:r>
+        <w:t>);</w:t>
+      </w:r>
+      <w:proofErr w:type="gramEnd"/>
     </w:p>
     <w:p>
       <w:r>
@@ -4170,28 +5107,48 @@
       </w:r>
       <w:proofErr w:type="gramEnd"/>
       <w:r>
-        <w:t>.find</w:t>
-      </w:r>
-      <w:proofErr w:type="spellEnd"/>
-      <w:r>
-        <w:t>({"</w:t>
-      </w:r>
-      <w:proofErr w:type="spellStart"/>
+        <w:t>.</w:t>
+      </w:r>
+      <w:proofErr w:type="gramStart"/>
+      <w:r>
+        <w:t>find</w:t>
+      </w:r>
+      <w:proofErr w:type="spellEnd"/>
+      <w:r>
+        <w:t>({</w:t>
+      </w:r>
+      <w:proofErr w:type="gramEnd"/>
+      <w:r>
+        <w:t>"</w:t>
+      </w:r>
+      <w:proofErr w:type="spellStart"/>
+      <w:proofErr w:type="gramStart"/>
       <w:r>
         <w:t>info.canFly</w:t>
       </w:r>
       <w:proofErr w:type="spellEnd"/>
       <w:r>
-        <w:t>":{$</w:t>
-      </w:r>
-      <w:proofErr w:type="spellStart"/>
+        <w:t>":{</w:t>
+      </w:r>
+      <w:proofErr w:type="gramEnd"/>
+      <w:r>
+        <w:t>$</w:t>
+      </w:r>
+      <w:proofErr w:type="spellStart"/>
+      <w:proofErr w:type="gramStart"/>
       <w:r>
         <w:t>exists:false</w:t>
       </w:r>
       <w:proofErr w:type="spellEnd"/>
-      <w:r>
-        <w:t>}}, {name:1});</w:t>
-      </w:r>
+      <w:proofErr w:type="gramEnd"/>
+      <w:r>
+        <w:t>}}, {name:1}</w:t>
+      </w:r>
+      <w:proofErr w:type="gramStart"/>
+      <w:r>
+        <w:t>);</w:t>
+      </w:r>
+      <w:proofErr w:type="gramEnd"/>
     </w:p>
     <w:p>
       <w:r>
@@ -4272,20 +5229,54 @@
       </w:r>
       <w:proofErr w:type="gramEnd"/>
       <w:r>
-        <w:t>.find</w:t>
-      </w:r>
-      <w:proofErr w:type="spellEnd"/>
-      <w:r>
-        <w:t>({"</w:t>
-      </w:r>
-      <w:proofErr w:type="spellStart"/>
-      <w:r>
-        <w:t>info.type":'bird',tags:'cute</w:t>
-      </w:r>
-      <w:proofErr w:type="spellEnd"/>
-      <w:r>
-        <w:t>'}, {name:1});</w:t>
-      </w:r>
+        <w:t>.</w:t>
+      </w:r>
+      <w:proofErr w:type="gramStart"/>
+      <w:r>
+        <w:t>find</w:t>
+      </w:r>
+      <w:proofErr w:type="spellEnd"/>
+      <w:r>
+        <w:t>({</w:t>
+      </w:r>
+      <w:proofErr w:type="gramEnd"/>
+      <w:r>
+        <w:t>"</w:t>
+      </w:r>
+      <w:proofErr w:type="spellStart"/>
+      <w:proofErr w:type="gramStart"/>
+      <w:r>
+        <w:t>info.type</w:t>
+      </w:r>
+      <w:proofErr w:type="gramEnd"/>
+      <w:r>
+        <w:t>":'bird</w:t>
+      </w:r>
+      <w:proofErr w:type="gramStart"/>
+      <w:r>
+        <w:t>',tags</w:t>
+      </w:r>
+      <w:proofErr w:type="gramEnd"/>
+      <w:r>
+        <w:t>:'</w:t>
+      </w:r>
+      <w:proofErr w:type="gramStart"/>
+      <w:r>
+        <w:t>cute</w:t>
+      </w:r>
+      <w:proofErr w:type="spellEnd"/>
+      <w:r>
+        <w:t>'}</w:t>
+      </w:r>
+      <w:proofErr w:type="gramEnd"/>
+      <w:r>
+        <w:t>, {name:1}</w:t>
+      </w:r>
+      <w:proofErr w:type="gramStart"/>
+      <w:r>
+        <w:t>);</w:t>
+      </w:r>
+      <w:proofErr w:type="gramEnd"/>
     </w:p>
     <w:p>
       <w:r>
@@ -4350,20 +5341,54 @@
       </w:r>
       <w:proofErr w:type="gramEnd"/>
       <w:r>
-        <w:t>.find</w:t>
-      </w:r>
-      <w:proofErr w:type="spellEnd"/>
-      <w:r>
-        <w:t>({"</w:t>
-      </w:r>
-      <w:proofErr w:type="spellStart"/>
-      <w:r>
-        <w:t>info.type":'bird',tags:'ocean</w:t>
-      </w:r>
-      <w:proofErr w:type="spellEnd"/>
-      <w:r>
-        <w:t>'}, {name:1});</w:t>
-      </w:r>
+        <w:t>.</w:t>
+      </w:r>
+      <w:proofErr w:type="gramStart"/>
+      <w:r>
+        <w:t>find</w:t>
+      </w:r>
+      <w:proofErr w:type="spellEnd"/>
+      <w:r>
+        <w:t>({</w:t>
+      </w:r>
+      <w:proofErr w:type="gramEnd"/>
+      <w:r>
+        <w:t>"</w:t>
+      </w:r>
+      <w:proofErr w:type="spellStart"/>
+      <w:proofErr w:type="gramStart"/>
+      <w:r>
+        <w:t>info.type</w:t>
+      </w:r>
+      <w:proofErr w:type="gramEnd"/>
+      <w:r>
+        <w:t>":'bird</w:t>
+      </w:r>
+      <w:proofErr w:type="gramStart"/>
+      <w:r>
+        <w:t>',tags</w:t>
+      </w:r>
+      <w:proofErr w:type="gramEnd"/>
+      <w:r>
+        <w:t>:'</w:t>
+      </w:r>
+      <w:proofErr w:type="gramStart"/>
+      <w:r>
+        <w:t>ocean</w:t>
+      </w:r>
+      <w:proofErr w:type="spellEnd"/>
+      <w:r>
+        <w:t>'}</w:t>
+      </w:r>
+      <w:proofErr w:type="gramEnd"/>
+      <w:r>
+        <w:t>, {name:1}</w:t>
+      </w:r>
+      <w:proofErr w:type="gramStart"/>
+      <w:r>
+        <w:t>);</w:t>
+      </w:r>
+      <w:proofErr w:type="gramEnd"/>
     </w:p>
     <w:p>
       <w:r>
@@ -4414,12 +5439,14 @@
       <w:r>
         <w:t xml:space="preserve">he comma between the criteria in this case performs like an </w:t>
       </w:r>
+      <w:proofErr w:type="spellStart"/>
       <w:r>
         <w:rPr>
           <w:b/>
         </w:rPr>
         <w:t>and</w:t>
       </w:r>
+      <w:proofErr w:type="spellEnd"/>
       <w:r>
         <w:t xml:space="preserve">, it's the </w:t>
       </w:r>
@@ -4473,12 +5500,33 @@
       </w:r>
       <w:proofErr w:type="gramEnd"/>
       <w:r>
-        <w:t>.find</w:t>
-      </w:r>
-      <w:proofErr w:type="spellEnd"/>
-      <w:r>
-        <w:t>({_id:1}, {_id:1});</w:t>
-      </w:r>
+        <w:t>.</w:t>
+      </w:r>
+      <w:proofErr w:type="gramStart"/>
+      <w:r>
+        <w:t>find</w:t>
+      </w:r>
+      <w:proofErr w:type="spellEnd"/>
+      <w:r>
+        <w:t>({</w:t>
+      </w:r>
+      <w:proofErr w:type="gramEnd"/>
+      <w:r>
+        <w:t>_id:</w:t>
+      </w:r>
+      <w:proofErr w:type="gramStart"/>
+      <w:r>
+        <w:t>1}, {</w:t>
+      </w:r>
+      <w:proofErr w:type="gramEnd"/>
+      <w:r>
+        <w:t>_id:1}</w:t>
+      </w:r>
+      <w:proofErr w:type="gramStart"/>
+      <w:r>
+        <w:t>);</w:t>
+      </w:r>
+      <w:proofErr w:type="gramEnd"/>
     </w:p>
     <w:p>
       <w:proofErr w:type="spellStart"/>
@@ -4488,12 +5536,41 @@
       </w:r>
       <w:proofErr w:type="gramEnd"/>
       <w:r>
-        <w:t>.find</w:t>
-      </w:r>
-      <w:proofErr w:type="spellEnd"/>
-      <w:r>
-        <w:t>({_id:1}, {_id:1,name:1});</w:t>
-      </w:r>
+        <w:t>.</w:t>
+      </w:r>
+      <w:proofErr w:type="gramStart"/>
+      <w:r>
+        <w:t>find</w:t>
+      </w:r>
+      <w:proofErr w:type="spellEnd"/>
+      <w:r>
+        <w:t>({</w:t>
+      </w:r>
+      <w:proofErr w:type="gramEnd"/>
+      <w:r>
+        <w:t>_id:</w:t>
+      </w:r>
+      <w:proofErr w:type="gramStart"/>
+      <w:r>
+        <w:t>1}, {</w:t>
+      </w:r>
+      <w:proofErr w:type="gramEnd"/>
+      <w:r>
+        <w:t>_id:</w:t>
+      </w:r>
+      <w:proofErr w:type="gramStart"/>
+      <w:r>
+        <w:t>1,name</w:t>
+      </w:r>
+      <w:proofErr w:type="gramEnd"/>
+      <w:r>
+        <w:t>:1}</w:t>
+      </w:r>
+      <w:proofErr w:type="gramStart"/>
+      <w:r>
+        <w:t>);</w:t>
+      </w:r>
+      <w:proofErr w:type="gramEnd"/>
     </w:p>
     <w:p>
       <w:r>
@@ -4557,12 +5634,41 @@
       </w:r>
       <w:proofErr w:type="gramEnd"/>
       <w:r>
-        <w:t>.find</w:t>
-      </w:r>
-      <w:proofErr w:type="spellEnd"/>
-      <w:r>
-        <w:t>({_id:1}, {_id:0,name:0, info:0});</w:t>
-      </w:r>
+        <w:t>.</w:t>
+      </w:r>
+      <w:proofErr w:type="gramStart"/>
+      <w:r>
+        <w:t>find</w:t>
+      </w:r>
+      <w:proofErr w:type="spellEnd"/>
+      <w:r>
+        <w:t>({</w:t>
+      </w:r>
+      <w:proofErr w:type="gramEnd"/>
+      <w:r>
+        <w:t>_id:</w:t>
+      </w:r>
+      <w:proofErr w:type="gramStart"/>
+      <w:r>
+        <w:t>1}, {</w:t>
+      </w:r>
+      <w:proofErr w:type="gramEnd"/>
+      <w:r>
+        <w:t>_id:</w:t>
+      </w:r>
+      <w:proofErr w:type="gramStart"/>
+      <w:r>
+        <w:t>0,name</w:t>
+      </w:r>
+      <w:proofErr w:type="gramEnd"/>
+      <w:r>
+        <w:t>:0, info:0}</w:t>
+      </w:r>
+      <w:proofErr w:type="gramStart"/>
+      <w:r>
+        <w:t>);</w:t>
+      </w:r>
+      <w:proofErr w:type="gramEnd"/>
     </w:p>
     <w:p>
       <w:r>
@@ -4633,12 +5739,33 @@
       </w:r>
       <w:proofErr w:type="gramEnd"/>
       <w:r>
-        <w:t>.find</w:t>
-      </w:r>
-      <w:proofErr w:type="spellEnd"/>
-      <w:r>
-        <w:t>({_id:1}, {name:1, info:1});</w:t>
-      </w:r>
+        <w:t>.</w:t>
+      </w:r>
+      <w:proofErr w:type="gramStart"/>
+      <w:r>
+        <w:t>find</w:t>
+      </w:r>
+      <w:proofErr w:type="spellEnd"/>
+      <w:r>
+        <w:t>({</w:t>
+      </w:r>
+      <w:proofErr w:type="gramEnd"/>
+      <w:r>
+        <w:t>_id:</w:t>
+      </w:r>
+      <w:proofErr w:type="gramStart"/>
+      <w:r>
+        <w:t>1}, {</w:t>
+      </w:r>
+      <w:proofErr w:type="gramEnd"/>
+      <w:r>
+        <w:t>name:1, info:1}</w:t>
+      </w:r>
+      <w:proofErr w:type="gramStart"/>
+      <w:r>
+        <w:t>);</w:t>
+      </w:r>
+      <w:proofErr w:type="gramEnd"/>
     </w:p>
     <w:p>
       <w:r>
@@ -4706,12 +5833,49 @@
       </w:r>
       <w:proofErr w:type="gramEnd"/>
       <w:r>
-        <w:t>.find</w:t>
-      </w:r>
-      <w:proofErr w:type="spellEnd"/>
-      <w:r>
-        <w:t>({_id:1}, {_id:0,name:1,info:1});</w:t>
-      </w:r>
+        <w:t>.</w:t>
+      </w:r>
+      <w:proofErr w:type="gramStart"/>
+      <w:r>
+        <w:t>find</w:t>
+      </w:r>
+      <w:proofErr w:type="spellEnd"/>
+      <w:r>
+        <w:t>({</w:t>
+      </w:r>
+      <w:proofErr w:type="gramEnd"/>
+      <w:r>
+        <w:t>_id:</w:t>
+      </w:r>
+      <w:proofErr w:type="gramStart"/>
+      <w:r>
+        <w:t>1}, {</w:t>
+      </w:r>
+      <w:proofErr w:type="gramEnd"/>
+      <w:r>
+        <w:t>_id:</w:t>
+      </w:r>
+      <w:proofErr w:type="gramStart"/>
+      <w:r>
+        <w:t>0,name</w:t>
+      </w:r>
+      <w:proofErr w:type="gramEnd"/>
+      <w:r>
+        <w:t>:</w:t>
+      </w:r>
+      <w:proofErr w:type="gramStart"/>
+      <w:r>
+        <w:t>1,info</w:t>
+      </w:r>
+      <w:proofErr w:type="gramEnd"/>
+      <w:r>
+        <w:t>:1}</w:t>
+      </w:r>
+      <w:proofErr w:type="gramStart"/>
+      <w:r>
+        <w:t>);</w:t>
+      </w:r>
+      <w:proofErr w:type="gramEnd"/>
     </w:p>
     <w:p>
       <w:r>
@@ -4783,12 +5947,49 @@
       </w:r>
       <w:proofErr w:type="gramEnd"/>
       <w:r>
-        <w:t>.find</w:t>
-      </w:r>
-      <w:proofErr w:type="spellEnd"/>
-      <w:r>
-        <w:t>({_id:1}, {_id:0,name:1,info:0});</w:t>
-      </w:r>
+        <w:t>.</w:t>
+      </w:r>
+      <w:proofErr w:type="gramStart"/>
+      <w:r>
+        <w:t>find</w:t>
+      </w:r>
+      <w:proofErr w:type="spellEnd"/>
+      <w:r>
+        <w:t>({</w:t>
+      </w:r>
+      <w:proofErr w:type="gramEnd"/>
+      <w:r>
+        <w:t>_id:</w:t>
+      </w:r>
+      <w:proofErr w:type="gramStart"/>
+      <w:r>
+        <w:t>1}, {</w:t>
+      </w:r>
+      <w:proofErr w:type="gramEnd"/>
+      <w:r>
+        <w:t>_id:</w:t>
+      </w:r>
+      <w:proofErr w:type="gramStart"/>
+      <w:r>
+        <w:t>0,name</w:t>
+      </w:r>
+      <w:proofErr w:type="gramEnd"/>
+      <w:r>
+        <w:t>:</w:t>
+      </w:r>
+      <w:proofErr w:type="gramStart"/>
+      <w:r>
+        <w:t>1,info</w:t>
+      </w:r>
+      <w:proofErr w:type="gramEnd"/>
+      <w:r>
+        <w:t>:0}</w:t>
+      </w:r>
+      <w:proofErr w:type="gramStart"/>
+      <w:r>
+        <w:t>);</w:t>
+      </w:r>
+      <w:proofErr w:type="gramEnd"/>
     </w:p>
     <w:p>
       <w:r>
@@ -4931,8 +6132,21 @@
       </w:r>
       <w:proofErr w:type="spellEnd"/>
       <w:r>
-        <w:t>({},{name:1})</w:t>
-      </w:r>
+        <w:t>({</w:t>
+      </w:r>
+      <w:proofErr w:type="gramStart"/>
+      <w:r>
+        <w:t>},{</w:t>
+      </w:r>
+      <w:proofErr w:type="gramEnd"/>
+      <w:r>
+        <w:t>name:</w:t>
+      </w:r>
+      <w:proofErr w:type="gramStart"/>
+      <w:r>
+        <w:t>1})</w:t>
+      </w:r>
+      <w:proofErr w:type="gramEnd"/>
     </w:p>
     <w:p>
       <w:r>
@@ -5010,8 +6224,21 @@
       </w:r>
       <w:proofErr w:type="spellEnd"/>
       <w:r>
-        <w:t>({},{name:1})</w:t>
-      </w:r>
+        <w:t>({</w:t>
+      </w:r>
+      <w:proofErr w:type="gramStart"/>
+      <w:r>
+        <w:t>},{</w:t>
+      </w:r>
+      <w:proofErr w:type="gramEnd"/>
+      <w:r>
+        <w:t>name:</w:t>
+      </w:r>
+      <w:proofErr w:type="gramStart"/>
+      <w:r>
+        <w:t>1})</w:t>
+      </w:r>
+      <w:proofErr w:type="gramEnd"/>
     </w:p>
     <w:p>
       <w:r>
@@ -5397,8 +6624,29 @@
       </w:r>
       <w:proofErr w:type="spellEnd"/>
       <w:r>
-        <w:t>({},{name:1}).sort({name:1})</w:t>
-      </w:r>
+        <w:t>({</w:t>
+      </w:r>
+      <w:proofErr w:type="gramStart"/>
+      <w:r>
+        <w:t>},{</w:t>
+      </w:r>
+      <w:proofErr w:type="gramEnd"/>
+      <w:r>
+        <w:t>name:1}</w:t>
+      </w:r>
+      <w:proofErr w:type="gramStart"/>
+      <w:r>
+        <w:t>).sort</w:t>
+      </w:r>
+      <w:proofErr w:type="gramEnd"/>
+      <w:r>
+        <w:t>({name:</w:t>
+      </w:r>
+      <w:proofErr w:type="gramStart"/>
+      <w:r>
+        <w:t>1})</w:t>
+      </w:r>
+      <w:proofErr w:type="gramEnd"/>
     </w:p>
     <w:p>
       <w:r>
@@ -5517,8 +6765,29 @@
       </w:r>
       <w:proofErr w:type="spellEnd"/>
       <w:r>
-        <w:t>({},{_id:1}).sort({name:-1})</w:t>
-      </w:r>
+        <w:t>({</w:t>
+      </w:r>
+      <w:proofErr w:type="gramStart"/>
+      <w:r>
+        <w:t>},{</w:t>
+      </w:r>
+      <w:proofErr w:type="gramEnd"/>
+      <w:r>
+        <w:t>_id:1}</w:t>
+      </w:r>
+      <w:proofErr w:type="gramStart"/>
+      <w:r>
+        <w:t>).sort</w:t>
+      </w:r>
+      <w:proofErr w:type="gramEnd"/>
+      <w:r>
+        <w:t>({</w:t>
+      </w:r>
+      <w:proofErr w:type="gramStart"/>
+      <w:r>
+        <w:t>name:-1})</w:t>
+      </w:r>
+      <w:proofErr w:type="gramEnd"/>
     </w:p>
     <w:p>
       <w:r>
@@ -5593,8 +6862,45 @@
       </w:r>
       <w:proofErr w:type="spellEnd"/>
       <w:r>
-        <w:t>({},{name:1,"info.type":1}).sort({"info.type":1})</w:t>
-      </w:r>
+        <w:t>({</w:t>
+      </w:r>
+      <w:proofErr w:type="gramStart"/>
+      <w:r>
+        <w:t>},{</w:t>
+      </w:r>
+      <w:proofErr w:type="gramEnd"/>
+      <w:r>
+        <w:t>name:1,"</w:t>
+      </w:r>
+      <w:proofErr w:type="gramStart"/>
+      <w:r>
+        <w:t>info.type</w:t>
+      </w:r>
+      <w:proofErr w:type="gramEnd"/>
+      <w:r>
+        <w:t>":1}</w:t>
+      </w:r>
+      <w:proofErr w:type="gramStart"/>
+      <w:r>
+        <w:t>).sort</w:t>
+      </w:r>
+      <w:proofErr w:type="gramEnd"/>
+      <w:r>
+        <w:t>({"</w:t>
+      </w:r>
+      <w:proofErr w:type="gramStart"/>
+      <w:r>
+        <w:t>info.type</w:t>
+      </w:r>
+      <w:proofErr w:type="gramEnd"/>
+      <w:r>
+        <w:t>":</w:t>
+      </w:r>
+      <w:proofErr w:type="gramStart"/>
+      <w:r>
+        <w:t>1})</w:t>
+      </w:r>
+      <w:proofErr w:type="gramEnd"/>
     </w:p>
     <w:p>
       <w:r>
@@ -5645,8 +6951,45 @@
       </w:r>
       <w:proofErr w:type="gramEnd"/>
       <w:r>
-        <w:t>.find({},{name:1,"info.type":1}).sort({"info.type":1,"name":1})</w:t>
-      </w:r>
+        <w:t>.find({</w:t>
+      </w:r>
+      <w:proofErr w:type="gramStart"/>
+      <w:r>
+        <w:t>},{</w:t>
+      </w:r>
+      <w:proofErr w:type="gramEnd"/>
+      <w:r>
+        <w:t>name:1,"</w:t>
+      </w:r>
+      <w:proofErr w:type="gramStart"/>
+      <w:r>
+        <w:t>info.type</w:t>
+      </w:r>
+      <w:proofErr w:type="gramEnd"/>
+      <w:r>
+        <w:t>":1}</w:t>
+      </w:r>
+      <w:proofErr w:type="gramStart"/>
+      <w:r>
+        <w:t>).sort</w:t>
+      </w:r>
+      <w:proofErr w:type="gramEnd"/>
+      <w:r>
+        <w:t>({"</w:t>
+      </w:r>
+      <w:proofErr w:type="gramStart"/>
+      <w:r>
+        <w:t>info.type</w:t>
+      </w:r>
+      <w:proofErr w:type="gramEnd"/>
+      <w:r>
+        <w:t>":1,"name":</w:t>
+      </w:r>
+      <w:proofErr w:type="gramStart"/>
+      <w:r>
+        <w:t>1})</w:t>
+      </w:r>
+      <w:proofErr w:type="gramEnd"/>
     </w:p>
     <w:p>
       <w:r>
@@ -5697,8 +7040,45 @@
       </w:r>
       <w:proofErr w:type="gramEnd"/>
       <w:r>
-        <w:t>.find({},{name:1,"info.type":1}).sort({"info.type":1,"name":-1})</w:t>
-      </w:r>
+        <w:t>.find({</w:t>
+      </w:r>
+      <w:proofErr w:type="gramStart"/>
+      <w:r>
+        <w:t>},{</w:t>
+      </w:r>
+      <w:proofErr w:type="gramEnd"/>
+      <w:r>
+        <w:t>name:1,"</w:t>
+      </w:r>
+      <w:proofErr w:type="gramStart"/>
+      <w:r>
+        <w:t>info.type</w:t>
+      </w:r>
+      <w:proofErr w:type="gramEnd"/>
+      <w:r>
+        <w:t>":1}</w:t>
+      </w:r>
+      <w:proofErr w:type="gramStart"/>
+      <w:r>
+        <w:t>).sort</w:t>
+      </w:r>
+      <w:proofErr w:type="gramEnd"/>
+      <w:r>
+        <w:t>({"</w:t>
+      </w:r>
+      <w:proofErr w:type="gramStart"/>
+      <w:r>
+        <w:t>info.type</w:t>
+      </w:r>
+      <w:proofErr w:type="gramEnd"/>
+      <w:r>
+        <w:t>":1,"name</w:t>
+      </w:r>
+      <w:proofErr w:type="gramStart"/>
+      <w:r>
+        <w:t>":-1})</w:t>
+      </w:r>
+      <w:proofErr w:type="gramEnd"/>
     </w:p>
     <w:p>
       <w:r>
@@ -5810,7 +7190,39 @@
       </w:r>
       <w:proofErr w:type="spellEnd"/>
       <w:r>
-        <w:t>({},{_id:1}).sort({_id:-1}).limit(3)</w:t>
+        <w:t>({</w:t>
+      </w:r>
+      <w:proofErr w:type="gramStart"/>
+      <w:r>
+        <w:t>},{</w:t>
+      </w:r>
+      <w:proofErr w:type="gramEnd"/>
+      <w:r>
+        <w:t>_id:1}</w:t>
+      </w:r>
+      <w:proofErr w:type="gramStart"/>
+      <w:r>
+        <w:t>).sort</w:t>
+      </w:r>
+      <w:proofErr w:type="gramEnd"/>
+      <w:r>
+        <w:t>({_</w:t>
+      </w:r>
+      <w:proofErr w:type="gramStart"/>
+      <w:r>
+        <w:t>id:-</w:t>
+      </w:r>
+      <w:proofErr w:type="gramEnd"/>
+      <w:r>
+        <w:t>1}</w:t>
+      </w:r>
+      <w:proofErr w:type="gramStart"/>
+      <w:r>
+        <w:t>).limit</w:t>
+      </w:r>
+      <w:proofErr w:type="gramEnd"/>
+      <w:r>
+        <w:t>(3)</w:t>
       </w:r>
     </w:p>
     <w:p>
@@ -5905,7 +7317,47 @@
       </w:r>
       <w:proofErr w:type="spellEnd"/>
       <w:r>
-        <w:t>({},{_id:1}).sort({_id:-1}).skip(1).limit(2)</w:t>
+        <w:t>({</w:t>
+      </w:r>
+      <w:proofErr w:type="gramStart"/>
+      <w:r>
+        <w:t>},{</w:t>
+      </w:r>
+      <w:proofErr w:type="gramEnd"/>
+      <w:r>
+        <w:t>_id:1}</w:t>
+      </w:r>
+      <w:proofErr w:type="gramStart"/>
+      <w:r>
+        <w:t>).sort</w:t>
+      </w:r>
+      <w:proofErr w:type="gramEnd"/>
+      <w:r>
+        <w:t>({_</w:t>
+      </w:r>
+      <w:proofErr w:type="gramStart"/>
+      <w:r>
+        <w:t>id:-</w:t>
+      </w:r>
+      <w:proofErr w:type="gramEnd"/>
+      <w:r>
+        <w:t>1}</w:t>
+      </w:r>
+      <w:proofErr w:type="gramStart"/>
+      <w:r>
+        <w:t>).skip</w:t>
+      </w:r>
+      <w:proofErr w:type="gramEnd"/>
+      <w:r>
+        <w:t>(1</w:t>
+      </w:r>
+      <w:proofErr w:type="gramStart"/>
+      <w:r>
+        <w:t>).limit</w:t>
+      </w:r>
+      <w:proofErr w:type="gramEnd"/>
+      <w:r>
+        <w:t>(2)</w:t>
       </w:r>
     </w:p>
     <w:p>
@@ -6010,10 +7462,7 @@
     </w:p>
     <w:p/>
     <w:p/>
-    <w:p>
-      <w:bookmarkStart w:id="32" w:name="_GoBack"/>
-      <w:bookmarkEnd w:id="32"/>
-    </w:p>
+    <w:p/>
     <w:p>
       <w:pPr>
         <w:pStyle w:val="Heading1"/>
@@ -6022,8 +7471,8 @@
           <w:numId w:val="1"/>
         </w:numPr>
       </w:pPr>
-      <w:bookmarkStart w:id="33" w:name="_Toc3425"/>
-      <w:bookmarkStart w:id="34" w:name="_Toc130214681"/>
+      <w:bookmarkStart w:id="32" w:name="_Toc3425"/>
+      <w:bookmarkStart w:id="33" w:name="_Toc130214681"/>
       <w:proofErr w:type="spellStart"/>
       <w:proofErr w:type="gramStart"/>
       <w:r>
@@ -6038,8 +7487,8 @@
       <w:r>
         <w:t>)</w:t>
       </w:r>
+      <w:bookmarkEnd w:id="32"/>
       <w:bookmarkEnd w:id="33"/>
-      <w:bookmarkEnd w:id="34"/>
     </w:p>
     <w:p/>
     <w:p>
@@ -6066,12 +7515,25 @@
       </w:r>
       <w:proofErr w:type="gramEnd"/>
       <w:r>
-        <w:t>.findOne</w:t>
-      </w:r>
-      <w:proofErr w:type="spellEnd"/>
-      <w:r>
-        <w:t>({_id:1})</w:t>
-      </w:r>
+        <w:t>.</w:t>
+      </w:r>
+      <w:proofErr w:type="gramStart"/>
+      <w:r>
+        <w:t>findOne</w:t>
+      </w:r>
+      <w:proofErr w:type="spellEnd"/>
+      <w:r>
+        <w:t>({</w:t>
+      </w:r>
+      <w:proofErr w:type="gramEnd"/>
+      <w:r>
+        <w:t>_id:</w:t>
+      </w:r>
+      <w:proofErr w:type="gramStart"/>
+      <w:r>
+        <w:t>1})</w:t>
+      </w:r>
+      <w:proofErr w:type="gramEnd"/>
     </w:p>
     <w:p/>
     <w:p>
@@ -6169,12 +7631,25 @@
       </w:r>
       <w:proofErr w:type="gramEnd"/>
       <w:r>
-        <w:t>.findOne</w:t>
-      </w:r>
-      <w:proofErr w:type="spellEnd"/>
-      <w:r>
-        <w:t>({_id:1})</w:t>
-      </w:r>
+        <w:t>.</w:t>
+      </w:r>
+      <w:proofErr w:type="gramStart"/>
+      <w:r>
+        <w:t>findOne</w:t>
+      </w:r>
+      <w:proofErr w:type="spellEnd"/>
+      <w:r>
+        <w:t>({</w:t>
+      </w:r>
+      <w:proofErr w:type="gramEnd"/>
+      <w:r>
+        <w:t>_id:</w:t>
+      </w:r>
+      <w:proofErr w:type="gramStart"/>
+      <w:r>
+        <w:t>1})</w:t>
+      </w:r>
+      <w:proofErr w:type="gramEnd"/>
     </w:p>
     <w:p>
       <w:r>
@@ -6299,7 +7774,7 @@
 </file>
 
 <file path=word/endnotes.xml><?xml version="1.0" encoding="utf-8"?>
-<w:endnotes xmlns:wpc="http://schemas.microsoft.com/office/word/2010/wordprocessingCanvas" xmlns:cx="http://schemas.microsoft.com/office/drawing/2014/chartex" xmlns:cx1="http://schemas.microsoft.com/office/drawing/2015/9/8/chartex" xmlns:cx2="http://schemas.microsoft.com/office/drawing/2015/10/21/chartex" xmlns:cx3="http://schemas.microsoft.com/office/drawing/2016/5/9/chartex" xmlns:cx4="http://schemas.microsoft.com/office/drawing/2016/5/10/chartex" xmlns:cx5="http://schemas.microsoft.com/office/drawing/2016/5/11/chartex" xmlns:cx6="http://schemas.microsoft.com/office/drawing/2016/5/12/chartex" xmlns:cx7="http://schemas.microsoft.com/office/drawing/2016/5/13/chartex" xmlns:cx8="http://schemas.microsoft.com/office/drawing/2016/5/14/chartex" xmlns:mc="http://schemas.openxmlformats.org/markup-compatibility/2006" xmlns:aink="http://schemas.microsoft.com/office/drawing/2016/ink" xmlns:am3d="http://schemas.microsoft.com/office/drawing/2017/model3d" xmlns:o="urn:schemas-microsoft-com:office:office" xmlns:r="http://schemas.openxmlformats.org/officeDocument/2006/relationships" xmlns:m="http://schemas.openxmlformats.org/officeDocument/2006/math" xmlns:v="urn:schemas-microsoft-com:vml" xmlns:wp14="http://schemas.microsoft.com/office/word/2010/wordprocessingDrawing" xmlns:wp="http://schemas.openxmlformats.org/drawingml/2006/wordprocessingDrawing" xmlns:w10="urn:schemas-microsoft-com:office:word" xmlns:w="http://schemas.openxmlformats.org/wordprocessingml/2006/main" xmlns:w14="http://schemas.microsoft.com/office/word/2010/wordml" xmlns:w15="http://schemas.microsoft.com/office/word/2012/wordml" xmlns:w16cid="http://schemas.microsoft.com/office/word/2016/wordml/cid" xmlns:w16se="http://schemas.microsoft.com/office/word/2015/wordml/symex" xmlns:wpg="http://schemas.microsoft.com/office/word/2010/wordprocessingGroup" xmlns:wpi="http://schemas.microsoft.com/office/word/2010/wordprocessingInk" xmlns:wne="http://schemas.microsoft.com/office/word/2006/wordml" xmlns:wps="http://schemas.microsoft.com/office/word/2010/wordprocessingShape" mc:Ignorable="w14 w15 w16se w16cid wp14">
+<w:endnotes xmlns:wpc="http://schemas.microsoft.com/office/word/2010/wordprocessingCanvas" xmlns:cx="http://schemas.microsoft.com/office/drawing/2014/chartex" xmlns:cx1="http://schemas.microsoft.com/office/drawing/2015/9/8/chartex" xmlns:cx2="http://schemas.microsoft.com/office/drawing/2015/10/21/chartex" xmlns:cx3="http://schemas.microsoft.com/office/drawing/2016/5/9/chartex" xmlns:cx4="http://schemas.microsoft.com/office/drawing/2016/5/10/chartex" xmlns:cx5="http://schemas.microsoft.com/office/drawing/2016/5/11/chartex" xmlns:cx6="http://schemas.microsoft.com/office/drawing/2016/5/12/chartex" xmlns:cx7="http://schemas.microsoft.com/office/drawing/2016/5/13/chartex" xmlns:cx8="http://schemas.microsoft.com/office/drawing/2016/5/14/chartex" xmlns:mc="http://schemas.openxmlformats.org/markup-compatibility/2006" xmlns:aink="http://schemas.microsoft.com/office/drawing/2016/ink" xmlns:am3d="http://schemas.microsoft.com/office/drawing/2017/model3d" xmlns:o="urn:schemas-microsoft-com:office:office" xmlns:oel="http://schemas.microsoft.com/office/2019/extlst" xmlns:r="http://schemas.openxmlformats.org/officeDocument/2006/relationships" xmlns:m="http://schemas.openxmlformats.org/officeDocument/2006/math" xmlns:v="urn:schemas-microsoft-com:vml" xmlns:wp14="http://schemas.microsoft.com/office/word/2010/wordprocessingDrawing" xmlns:wp="http://schemas.openxmlformats.org/drawingml/2006/wordprocessingDrawing" xmlns:w10="urn:schemas-microsoft-com:office:word" xmlns:w="http://schemas.openxmlformats.org/wordprocessingml/2006/main" xmlns:w14="http://schemas.microsoft.com/office/word/2010/wordml" xmlns:w15="http://schemas.microsoft.com/office/word/2012/wordml" xmlns:w16cex="http://schemas.microsoft.com/office/word/2018/wordml/cex" xmlns:w16cid="http://schemas.microsoft.com/office/word/2016/wordml/cid" xmlns:w16="http://schemas.microsoft.com/office/word/2018/wordml" xmlns:w16du="http://schemas.microsoft.com/office/word/2023/wordml/word16du" xmlns:w16sdtdh="http://schemas.microsoft.com/office/word/2020/wordml/sdtdatahash" xmlns:w16sdtfl="http://schemas.microsoft.com/office/word/2024/wordml/sdtformatlock" xmlns:w16se="http://schemas.microsoft.com/office/word/2015/wordml/symex" xmlns:wpg="http://schemas.microsoft.com/office/word/2010/wordprocessingGroup" xmlns:wpi="http://schemas.microsoft.com/office/word/2010/wordprocessingInk" xmlns:wne="http://schemas.microsoft.com/office/word/2006/wordml" xmlns:wps="http://schemas.microsoft.com/office/word/2010/wordprocessingShape" mc:Ignorable="w14 w15 w16se w16cid w16 w16cex w16sdtdh w16sdtfl w16du wp14">
   <w:endnote w:type="separator" w:id="-1">
     <w:p>
       <w:pPr>
@@ -6324,7 +7799,7 @@
 </file>
 
 <file path=word/footer1.xml><?xml version="1.0" encoding="utf-8"?>
-<w:ftr xmlns:wpc="http://schemas.microsoft.com/office/word/2010/wordprocessingCanvas" xmlns:cx="http://schemas.microsoft.com/office/drawing/2014/chartex" xmlns:cx1="http://schemas.microsoft.com/office/drawing/2015/9/8/chartex" xmlns:cx2="http://schemas.microsoft.com/office/drawing/2015/10/21/chartex" xmlns:cx3="http://schemas.microsoft.com/office/drawing/2016/5/9/chartex" xmlns:cx4="http://schemas.microsoft.com/office/drawing/2016/5/10/chartex" xmlns:cx5="http://schemas.microsoft.com/office/drawing/2016/5/11/chartex" xmlns:cx6="http://schemas.microsoft.com/office/drawing/2016/5/12/chartex" xmlns:cx7="http://schemas.microsoft.com/office/drawing/2016/5/13/chartex" xmlns:cx8="http://schemas.microsoft.com/office/drawing/2016/5/14/chartex" xmlns:mc="http://schemas.openxmlformats.org/markup-compatibility/2006" xmlns:aink="http://schemas.microsoft.com/office/drawing/2016/ink" xmlns:am3d="http://schemas.microsoft.com/office/drawing/2017/model3d" xmlns:o="urn:schemas-microsoft-com:office:office" xmlns:r="http://schemas.openxmlformats.org/officeDocument/2006/relationships" xmlns:m="http://schemas.openxmlformats.org/officeDocument/2006/math" xmlns:v="urn:schemas-microsoft-com:vml" xmlns:wp14="http://schemas.microsoft.com/office/word/2010/wordprocessingDrawing" xmlns:wp="http://schemas.openxmlformats.org/drawingml/2006/wordprocessingDrawing" xmlns:w10="urn:schemas-microsoft-com:office:word" xmlns:w="http://schemas.openxmlformats.org/wordprocessingml/2006/main" xmlns:w14="http://schemas.microsoft.com/office/word/2010/wordml" xmlns:w15="http://schemas.microsoft.com/office/word/2012/wordml" xmlns:w16cid="http://schemas.microsoft.com/office/word/2016/wordml/cid" xmlns:w16se="http://schemas.microsoft.com/office/word/2015/wordml/symex" xmlns:wpg="http://schemas.microsoft.com/office/word/2010/wordprocessingGroup" xmlns:wpi="http://schemas.microsoft.com/office/word/2010/wordprocessingInk" xmlns:wne="http://schemas.microsoft.com/office/word/2006/wordml" xmlns:wps="http://schemas.microsoft.com/office/word/2010/wordprocessingShape" mc:Ignorable="w14 w15 w16se w16cid wp14">
+<w:ftr xmlns:wpc="http://schemas.microsoft.com/office/word/2010/wordprocessingCanvas" xmlns:cx="http://schemas.microsoft.com/office/drawing/2014/chartex" xmlns:cx1="http://schemas.microsoft.com/office/drawing/2015/9/8/chartex" xmlns:cx2="http://schemas.microsoft.com/office/drawing/2015/10/21/chartex" xmlns:cx3="http://schemas.microsoft.com/office/drawing/2016/5/9/chartex" xmlns:cx4="http://schemas.microsoft.com/office/drawing/2016/5/10/chartex" xmlns:cx5="http://schemas.microsoft.com/office/drawing/2016/5/11/chartex" xmlns:cx6="http://schemas.microsoft.com/office/drawing/2016/5/12/chartex" xmlns:cx7="http://schemas.microsoft.com/office/drawing/2016/5/13/chartex" xmlns:cx8="http://schemas.microsoft.com/office/drawing/2016/5/14/chartex" xmlns:mc="http://schemas.openxmlformats.org/markup-compatibility/2006" xmlns:aink="http://schemas.microsoft.com/office/drawing/2016/ink" xmlns:am3d="http://schemas.microsoft.com/office/drawing/2017/model3d" xmlns:o="urn:schemas-microsoft-com:office:office" xmlns:oel="http://schemas.microsoft.com/office/2019/extlst" xmlns:r="http://schemas.openxmlformats.org/officeDocument/2006/relationships" xmlns:m="http://schemas.openxmlformats.org/officeDocument/2006/math" xmlns:v="urn:schemas-microsoft-com:vml" xmlns:wp14="http://schemas.microsoft.com/office/word/2010/wordprocessingDrawing" xmlns:wp="http://schemas.openxmlformats.org/drawingml/2006/wordprocessingDrawing" xmlns:w10="urn:schemas-microsoft-com:office:word" xmlns:w="http://schemas.openxmlformats.org/wordprocessingml/2006/main" xmlns:w14="http://schemas.microsoft.com/office/word/2010/wordml" xmlns:w15="http://schemas.microsoft.com/office/word/2012/wordml" xmlns:w16cex="http://schemas.microsoft.com/office/word/2018/wordml/cex" xmlns:w16cid="http://schemas.microsoft.com/office/word/2016/wordml/cid" xmlns:w16="http://schemas.microsoft.com/office/word/2018/wordml" xmlns:w16du="http://schemas.microsoft.com/office/word/2023/wordml/word16du" xmlns:w16sdtdh="http://schemas.microsoft.com/office/word/2020/wordml/sdtdatahash" xmlns:w16sdtfl="http://schemas.microsoft.com/office/word/2024/wordml/sdtformatlock" xmlns:w16se="http://schemas.microsoft.com/office/word/2015/wordml/symex" xmlns:wpg="http://schemas.microsoft.com/office/word/2010/wordprocessingGroup" xmlns:wpi="http://schemas.microsoft.com/office/word/2010/wordprocessingInk" xmlns:wne="http://schemas.microsoft.com/office/word/2006/wordml" xmlns:wps="http://schemas.microsoft.com/office/word/2010/wordprocessingShape" mc:Ignorable="w14 w15 w16se w16cid w16 w16cex w16sdtdh w16sdtfl w16du wp14">
   <w:sdt>
     <w:sdtPr>
       <w:id w:val="254864728"/>
@@ -6377,7 +7852,7 @@
 </file>
 
 <file path=word/footnotes.xml><?xml version="1.0" encoding="utf-8"?>
-<w:footnotes xmlns:wpc="http://schemas.microsoft.com/office/word/2010/wordprocessingCanvas" xmlns:cx="http://schemas.microsoft.com/office/drawing/2014/chartex" xmlns:cx1="http://schemas.microsoft.com/office/drawing/2015/9/8/chartex" xmlns:cx2="http://schemas.microsoft.com/office/drawing/2015/10/21/chartex" xmlns:cx3="http://schemas.microsoft.com/office/drawing/2016/5/9/chartex" xmlns:cx4="http://schemas.microsoft.com/office/drawing/2016/5/10/chartex" xmlns:cx5="http://schemas.microsoft.com/office/drawing/2016/5/11/chartex" xmlns:cx6="http://schemas.microsoft.com/office/drawing/2016/5/12/chartex" xmlns:cx7="http://schemas.microsoft.com/office/drawing/2016/5/13/chartex" xmlns:cx8="http://schemas.microsoft.com/office/drawing/2016/5/14/chartex" xmlns:mc="http://schemas.openxmlformats.org/markup-compatibility/2006" xmlns:aink="http://schemas.microsoft.com/office/drawing/2016/ink" xmlns:am3d="http://schemas.microsoft.com/office/drawing/2017/model3d" xmlns:o="urn:schemas-microsoft-com:office:office" xmlns:r="http://schemas.openxmlformats.org/officeDocument/2006/relationships" xmlns:m="http://schemas.openxmlformats.org/officeDocument/2006/math" xmlns:v="urn:schemas-microsoft-com:vml" xmlns:wp14="http://schemas.microsoft.com/office/word/2010/wordprocessingDrawing" xmlns:wp="http://schemas.openxmlformats.org/drawingml/2006/wordprocessingDrawing" xmlns:w10="urn:schemas-microsoft-com:office:word" xmlns:w="http://schemas.openxmlformats.org/wordprocessingml/2006/main" xmlns:w14="http://schemas.microsoft.com/office/word/2010/wordml" xmlns:w15="http://schemas.microsoft.com/office/word/2012/wordml" xmlns:w16cid="http://schemas.microsoft.com/office/word/2016/wordml/cid" xmlns:w16se="http://schemas.microsoft.com/office/word/2015/wordml/symex" xmlns:wpg="http://schemas.microsoft.com/office/word/2010/wordprocessingGroup" xmlns:wpi="http://schemas.microsoft.com/office/word/2010/wordprocessingInk" xmlns:wne="http://schemas.microsoft.com/office/word/2006/wordml" xmlns:wps="http://schemas.microsoft.com/office/word/2010/wordprocessingShape" mc:Ignorable="w14 w15 w16se w16cid wp14">
+<w:footnotes xmlns:wpc="http://schemas.microsoft.com/office/word/2010/wordprocessingCanvas" xmlns:cx="http://schemas.microsoft.com/office/drawing/2014/chartex" xmlns:cx1="http://schemas.microsoft.com/office/drawing/2015/9/8/chartex" xmlns:cx2="http://schemas.microsoft.com/office/drawing/2015/10/21/chartex" xmlns:cx3="http://schemas.microsoft.com/office/drawing/2016/5/9/chartex" xmlns:cx4="http://schemas.microsoft.com/office/drawing/2016/5/10/chartex" xmlns:cx5="http://schemas.microsoft.com/office/drawing/2016/5/11/chartex" xmlns:cx6="http://schemas.microsoft.com/office/drawing/2016/5/12/chartex" xmlns:cx7="http://schemas.microsoft.com/office/drawing/2016/5/13/chartex" xmlns:cx8="http://schemas.microsoft.com/office/drawing/2016/5/14/chartex" xmlns:mc="http://schemas.openxmlformats.org/markup-compatibility/2006" xmlns:aink="http://schemas.microsoft.com/office/drawing/2016/ink" xmlns:am3d="http://schemas.microsoft.com/office/drawing/2017/model3d" xmlns:o="urn:schemas-microsoft-com:office:office" xmlns:oel="http://schemas.microsoft.com/office/2019/extlst" xmlns:r="http://schemas.openxmlformats.org/officeDocument/2006/relationships" xmlns:m="http://schemas.openxmlformats.org/officeDocument/2006/math" xmlns:v="urn:schemas-microsoft-com:vml" xmlns:wp14="http://schemas.microsoft.com/office/word/2010/wordprocessingDrawing" xmlns:wp="http://schemas.openxmlformats.org/drawingml/2006/wordprocessingDrawing" xmlns:w10="urn:schemas-microsoft-com:office:word" xmlns:w="http://schemas.openxmlformats.org/wordprocessingml/2006/main" xmlns:w14="http://schemas.microsoft.com/office/word/2010/wordml" xmlns:w15="http://schemas.microsoft.com/office/word/2012/wordml" xmlns:w16cex="http://schemas.microsoft.com/office/word/2018/wordml/cex" xmlns:w16cid="http://schemas.microsoft.com/office/word/2016/wordml/cid" xmlns:w16="http://schemas.microsoft.com/office/word/2018/wordml" xmlns:w16du="http://schemas.microsoft.com/office/word/2023/wordml/word16du" xmlns:w16sdtdh="http://schemas.microsoft.com/office/word/2020/wordml/sdtdatahash" xmlns:w16sdtfl="http://schemas.microsoft.com/office/word/2024/wordml/sdtformatlock" xmlns:w16se="http://schemas.microsoft.com/office/word/2015/wordml/symex" xmlns:wpg="http://schemas.microsoft.com/office/word/2010/wordprocessingGroup" xmlns:wpi="http://schemas.microsoft.com/office/word/2010/wordprocessingInk" xmlns:wne="http://schemas.microsoft.com/office/word/2006/wordml" xmlns:wps="http://schemas.microsoft.com/office/word/2010/wordprocessingShape" mc:Ignorable="w14 w15 w16se w16cid w16 w16cex w16sdtdh w16sdtfl w16du wp14">
   <w:footnote w:type="separator" w:id="-1">
     <w:p>
       <w:pPr>
@@ -6402,7 +7877,7 @@
 </file>
 
 <file path=word/numbering.xml><?xml version="1.0" encoding="utf-8"?>
-<w:numbering xmlns:wpc="http://schemas.microsoft.com/office/word/2010/wordprocessingCanvas" xmlns:cx="http://schemas.microsoft.com/office/drawing/2014/chartex" xmlns:cx1="http://schemas.microsoft.com/office/drawing/2015/9/8/chartex" xmlns:cx2="http://schemas.microsoft.com/office/drawing/2015/10/21/chartex" xmlns:cx3="http://schemas.microsoft.com/office/drawing/2016/5/9/chartex" xmlns:cx4="http://schemas.microsoft.com/office/drawing/2016/5/10/chartex" xmlns:cx5="http://schemas.microsoft.com/office/drawing/2016/5/11/chartex" xmlns:cx6="http://schemas.microsoft.com/office/drawing/2016/5/12/chartex" xmlns:cx7="http://schemas.microsoft.com/office/drawing/2016/5/13/chartex" xmlns:cx8="http://schemas.microsoft.com/office/drawing/2016/5/14/chartex" xmlns:mc="http://schemas.openxmlformats.org/markup-compatibility/2006" xmlns:aink="http://schemas.microsoft.com/office/drawing/2016/ink" xmlns:am3d="http://schemas.microsoft.com/office/drawing/2017/model3d" xmlns:o="urn:schemas-microsoft-com:office:office" xmlns:r="http://schemas.openxmlformats.org/officeDocument/2006/relationships" xmlns:m="http://schemas.openxmlformats.org/officeDocument/2006/math" xmlns:v="urn:schemas-microsoft-com:vml" xmlns:wp14="http://schemas.microsoft.com/office/word/2010/wordprocessingDrawing" xmlns:wp="http://schemas.openxmlformats.org/drawingml/2006/wordprocessingDrawing" xmlns:w10="urn:schemas-microsoft-com:office:word" xmlns:w="http://schemas.openxmlformats.org/wordprocessingml/2006/main" xmlns:w14="http://schemas.microsoft.com/office/word/2010/wordml" xmlns:w15="http://schemas.microsoft.com/office/word/2012/wordml" xmlns:w16cid="http://schemas.microsoft.com/office/word/2016/wordml/cid" xmlns:w16se="http://schemas.microsoft.com/office/word/2015/wordml/symex" xmlns:wpg="http://schemas.microsoft.com/office/word/2010/wordprocessingGroup" xmlns:wpi="http://schemas.microsoft.com/office/word/2010/wordprocessingInk" xmlns:wne="http://schemas.microsoft.com/office/word/2006/wordml" xmlns:wps="http://schemas.microsoft.com/office/word/2010/wordprocessingShape" mc:Ignorable="w14 w15 w16se w16cid wp14">
+<w:numbering xmlns:wpc="http://schemas.microsoft.com/office/word/2010/wordprocessingCanvas" xmlns:cx="http://schemas.microsoft.com/office/drawing/2014/chartex" xmlns:cx1="http://schemas.microsoft.com/office/drawing/2015/9/8/chartex" xmlns:cx2="http://schemas.microsoft.com/office/drawing/2015/10/21/chartex" xmlns:cx3="http://schemas.microsoft.com/office/drawing/2016/5/9/chartex" xmlns:cx4="http://schemas.microsoft.com/office/drawing/2016/5/10/chartex" xmlns:cx5="http://schemas.microsoft.com/office/drawing/2016/5/11/chartex" xmlns:cx6="http://schemas.microsoft.com/office/drawing/2016/5/12/chartex" xmlns:cx7="http://schemas.microsoft.com/office/drawing/2016/5/13/chartex" xmlns:cx8="http://schemas.microsoft.com/office/drawing/2016/5/14/chartex" xmlns:mc="http://schemas.openxmlformats.org/markup-compatibility/2006" xmlns:aink="http://schemas.microsoft.com/office/drawing/2016/ink" xmlns:am3d="http://schemas.microsoft.com/office/drawing/2017/model3d" xmlns:o="urn:schemas-microsoft-com:office:office" xmlns:oel="http://schemas.microsoft.com/office/2019/extlst" xmlns:r="http://schemas.openxmlformats.org/officeDocument/2006/relationships" xmlns:m="http://schemas.openxmlformats.org/officeDocument/2006/math" xmlns:v="urn:schemas-microsoft-com:vml" xmlns:wp14="http://schemas.microsoft.com/office/word/2010/wordprocessingDrawing" xmlns:wp="http://schemas.openxmlformats.org/drawingml/2006/wordprocessingDrawing" xmlns:w10="urn:schemas-microsoft-com:office:word" xmlns:w="http://schemas.openxmlformats.org/wordprocessingml/2006/main" xmlns:w14="http://schemas.microsoft.com/office/word/2010/wordml" xmlns:w15="http://schemas.microsoft.com/office/word/2012/wordml" xmlns:w16cex="http://schemas.microsoft.com/office/word/2018/wordml/cex" xmlns:w16cid="http://schemas.microsoft.com/office/word/2016/wordml/cid" xmlns:w16="http://schemas.microsoft.com/office/word/2018/wordml" xmlns:w16du="http://schemas.microsoft.com/office/word/2023/wordml/word16du" xmlns:w16sdtdh="http://schemas.microsoft.com/office/word/2020/wordml/sdtdatahash" xmlns:w16sdtfl="http://schemas.microsoft.com/office/word/2024/wordml/sdtformatlock" xmlns:w16se="http://schemas.microsoft.com/office/word/2015/wordml/symex" xmlns:wpg="http://schemas.microsoft.com/office/word/2010/wordprocessingGroup" xmlns:wpi="http://schemas.microsoft.com/office/word/2010/wordprocessingInk" xmlns:wne="http://schemas.microsoft.com/office/word/2006/wordml" xmlns:wps="http://schemas.microsoft.com/office/word/2010/wordprocessingShape" mc:Ignorable="w14 w15 w16se w16cid w16 w16cex w16sdtdh w16sdtfl w16du wp14">
   <w:abstractNum w:abstractNumId="0" w15:restartNumberingAfterBreak="0">
     <w:nsid w:val="B79C2BF7"/>
     <w:multiLevelType w:val="singleLevel"/>
@@ -6599,20 +8074,20 @@
       </w:pPr>
     </w:lvl>
   </w:abstractNum>
-  <w:num w:numId="1">
+  <w:num w:numId="1" w16cid:durableId="1435784395">
     <w:abstractNumId w:val="0"/>
   </w:num>
-  <w:num w:numId="2">
+  <w:num w:numId="2" w16cid:durableId="922446584">
     <w:abstractNumId w:val="1"/>
   </w:num>
-  <w:num w:numId="3">
+  <w:num w:numId="3" w16cid:durableId="1612976367">
     <w:abstractNumId w:val="2"/>
   </w:num>
 </w:numbering>
 </file>
 
 <file path=word/styles.xml><?xml version="1.0" encoding="utf-8"?>
-<w:styles xmlns:mc="http://schemas.openxmlformats.org/markup-compatibility/2006" xmlns:r="http://schemas.openxmlformats.org/officeDocument/2006/relationships" xmlns:w="http://schemas.openxmlformats.org/wordprocessingml/2006/main" xmlns:w14="http://schemas.microsoft.com/office/word/2010/wordml" xmlns:w15="http://schemas.microsoft.com/office/word/2012/wordml" xmlns:w16cid="http://schemas.microsoft.com/office/word/2016/wordml/cid" xmlns:w16se="http://schemas.microsoft.com/office/word/2015/wordml/symex" mc:Ignorable="w14 w15 w16se w16cid">
+<w:styles xmlns:mc="http://schemas.openxmlformats.org/markup-compatibility/2006" xmlns:r="http://schemas.openxmlformats.org/officeDocument/2006/relationships" xmlns:w="http://schemas.openxmlformats.org/wordprocessingml/2006/main" xmlns:w14="http://schemas.microsoft.com/office/word/2010/wordml" xmlns:w15="http://schemas.microsoft.com/office/word/2012/wordml" xmlns:w16cex="http://schemas.microsoft.com/office/word/2018/wordml/cex" xmlns:w16cid="http://schemas.microsoft.com/office/word/2016/wordml/cid" xmlns:w16="http://schemas.microsoft.com/office/word/2018/wordml" xmlns:w16du="http://schemas.microsoft.com/office/word/2023/wordml/word16du" xmlns:w16sdtdh="http://schemas.microsoft.com/office/word/2020/wordml/sdtdatahash" xmlns:w16sdtfl="http://schemas.microsoft.com/office/word/2024/wordml/sdtformatlock" xmlns:w16se="http://schemas.microsoft.com/office/word/2015/wordml/symex" mc:Ignorable="w14 w15 w16se w16cid w16 w16cex w16sdtdh w16sdtfl w16du">
   <w:docDefaults>
     <w:rPrDefault>
       <w:rPr>
@@ -6628,7 +8103,7 @@
       </w:pPr>
     </w:pPrDefault>
   </w:docDefaults>
-  <w:latentStyles w:defLockedState="0" w:defUIPriority="99" w:defSemiHidden="0" w:defUnhideWhenUsed="0" w:defQFormat="0" w:count="375">
+  <w:latentStyles w:defLockedState="0" w:defUIPriority="99" w:defSemiHidden="0" w:defUnhideWhenUsed="0" w:defQFormat="0" w:count="376">
     <w:lsdException w:name="Normal" w:uiPriority="0" w:qFormat="1"/>
     <w:lsdException w:name="heading 1" w:uiPriority="9" w:qFormat="1"/>
     <w:lsdException w:name="heading 2" w:semiHidden="1" w:uiPriority="9" w:unhideWhenUsed="1" w:qFormat="1"/>
@@ -7004,6 +8479,7 @@
     <w:lsdException w:name="Smart Hyperlink" w:semiHidden="1" w:unhideWhenUsed="1"/>
     <w:lsdException w:name="Hashtag" w:semiHidden="1" w:unhideWhenUsed="1"/>
     <w:lsdException w:name="Unresolved Mention" w:semiHidden="1" w:unhideWhenUsed="1"/>
+    <w:lsdException w:name="Smart Link" w:semiHidden="1" w:unhideWhenUsed="1"/>
   </w:latentStyles>
   <w:style w:type="paragraph" w:default="1" w:styleId="Normal">
     <w:name w:val="Normal"/>
